--- a/duckdb/LAB.docx
+++ b/duckdb/LAB.docx
@@ -4,9 +4,10 @@
   <w:body>
     <w:p>
       <w:pPr>
+        <w:spacing w:after="0" w:line="240" w:lineRule="auto"/>
         <w:jc w:val="center"/>
         <w:rPr>
-          <w:rFonts w:ascii="TH SarabunPSK" w:hAnsi="TH SarabunPSK" w:cs="TH SarabunPSK" w:hint="cs"/>
+          <w:rFonts w:ascii="TH SarabunPSK" w:hAnsi="TH SarabunPSK" w:cs="TH SarabunPSK"/>
         </w:rPr>
       </w:pPr>
       <w:r>
@@ -22,9 +23,10 @@
     <w:p>
       <w:pPr>
         <w:pStyle w:val="Title"/>
+        <w:spacing w:after="0"/>
         <w:jc w:val="center"/>
         <w:rPr>
-          <w:rFonts w:ascii="TH SarabunPSK" w:hAnsi="TH SarabunPSK" w:cs="TH SarabunPSK" w:hint="cs"/>
+          <w:rFonts w:ascii="TH SarabunPSK" w:hAnsi="TH SarabunPSK" w:cs="TH SarabunPSK"/>
         </w:rPr>
       </w:pPr>
       <w:r>
@@ -36,9 +38,10 @@
     </w:p>
     <w:p>
       <w:pPr>
+        <w:spacing w:after="0" w:line="240" w:lineRule="auto"/>
         <w:jc w:val="center"/>
         <w:rPr>
-          <w:rFonts w:ascii="TH SarabunPSK" w:hAnsi="TH SarabunPSK" w:cs="TH SarabunPSK" w:hint="cs"/>
+          <w:rFonts w:ascii="TH SarabunPSK" w:hAnsi="TH SarabunPSK" w:cs="TH SarabunPSK"/>
           <w:sz w:val="32"/>
           <w:szCs w:val="32"/>
         </w:rPr>
@@ -55,8 +58,9 @@
     </w:p>
     <w:p>
       <w:pPr>
-        <w:rPr>
-          <w:rFonts w:ascii="TH SarabunPSK" w:hAnsi="TH SarabunPSK" w:cs="TH SarabunPSK" w:hint="cs"/>
+        <w:spacing w:after="0" w:line="240" w:lineRule="auto"/>
+        <w:rPr>
+          <w:rFonts w:ascii="TH SarabunPSK" w:hAnsi="TH SarabunPSK" w:cs="TH SarabunPSK"/>
           <w:sz w:val="32"/>
           <w:szCs w:val="32"/>
         </w:rPr>
@@ -83,8 +87,9 @@
           </w:tcPr>
           <w:p>
             <w:pPr>
+              <w:spacing w:after="0" w:line="240" w:lineRule="auto"/>
               <w:rPr>
-                <w:rFonts w:ascii="TH SarabunPSK" w:hAnsi="TH SarabunPSK" w:cs="TH SarabunPSK" w:hint="cs"/>
+                <w:rFonts w:ascii="TH SarabunPSK" w:hAnsi="TH SarabunPSK" w:cs="TH SarabunPSK"/>
                 <w:sz w:val="32"/>
                 <w:szCs w:val="32"/>
               </w:rPr>
@@ -114,8 +119,9 @@
     <w:p>
       <w:pPr>
         <w:pStyle w:val="Heading1"/>
-        <w:rPr>
-          <w:rFonts w:ascii="TH SarabunPSK" w:hAnsi="TH SarabunPSK" w:cs="TH SarabunPSK" w:hint="cs"/>
+        <w:spacing w:line="240" w:lineRule="auto"/>
+        <w:rPr>
+          <w:rFonts w:ascii="TH SarabunPSK" w:hAnsi="TH SarabunPSK" w:cs="TH SarabunPSK"/>
           <w:sz w:val="32"/>
           <w:szCs w:val="32"/>
         </w:rPr>
@@ -132,8 +138,9 @@
     <w:p>
       <w:pPr>
         <w:pStyle w:val="ListBullet"/>
-        <w:rPr>
-          <w:rFonts w:ascii="TH SarabunPSK" w:hAnsi="TH SarabunPSK" w:cs="TH SarabunPSK" w:hint="cs"/>
+        <w:spacing w:after="0" w:line="240" w:lineRule="auto"/>
+        <w:rPr>
+          <w:rFonts w:ascii="TH SarabunPSK" w:hAnsi="TH SarabunPSK" w:cs="TH SarabunPSK"/>
           <w:sz w:val="32"/>
           <w:szCs w:val="32"/>
         </w:rPr>
@@ -150,8 +157,9 @@
     <w:p>
       <w:pPr>
         <w:pStyle w:val="ListBullet"/>
-        <w:rPr>
-          <w:rFonts w:ascii="TH SarabunPSK" w:hAnsi="TH SarabunPSK" w:cs="TH SarabunPSK" w:hint="cs"/>
+        <w:spacing w:after="0" w:line="240" w:lineRule="auto"/>
+        <w:rPr>
+          <w:rFonts w:ascii="TH SarabunPSK" w:hAnsi="TH SarabunPSK" w:cs="TH SarabunPSK"/>
           <w:sz w:val="32"/>
           <w:szCs w:val="32"/>
         </w:rPr>
@@ -168,8 +176,9 @@
     <w:p>
       <w:pPr>
         <w:pStyle w:val="ListBullet"/>
-        <w:rPr>
-          <w:rFonts w:ascii="TH SarabunPSK" w:hAnsi="TH SarabunPSK" w:cs="TH SarabunPSK" w:hint="cs"/>
+        <w:spacing w:after="0" w:line="240" w:lineRule="auto"/>
+        <w:rPr>
+          <w:rFonts w:ascii="TH SarabunPSK" w:hAnsi="TH SarabunPSK" w:cs="TH SarabunPSK"/>
           <w:sz w:val="32"/>
           <w:szCs w:val="32"/>
         </w:rPr>
@@ -186,8 +195,9 @@
     <w:p>
       <w:pPr>
         <w:pStyle w:val="ListBullet"/>
-        <w:rPr>
-          <w:rFonts w:ascii="TH SarabunPSK" w:hAnsi="TH SarabunPSK" w:cs="TH SarabunPSK" w:hint="cs"/>
+        <w:spacing w:after="0" w:line="240" w:lineRule="auto"/>
+        <w:rPr>
+          <w:rFonts w:ascii="TH SarabunPSK" w:hAnsi="TH SarabunPSK" w:cs="TH SarabunPSK"/>
           <w:sz w:val="32"/>
           <w:szCs w:val="32"/>
         </w:rPr>
@@ -204,8 +214,9 @@
     <w:p>
       <w:pPr>
         <w:pStyle w:val="ListBullet"/>
-        <w:rPr>
-          <w:rFonts w:ascii="TH SarabunPSK" w:hAnsi="TH SarabunPSK" w:cs="TH SarabunPSK" w:hint="cs"/>
+        <w:spacing w:after="0" w:line="240" w:lineRule="auto"/>
+        <w:rPr>
+          <w:rFonts w:ascii="TH SarabunPSK" w:hAnsi="TH SarabunPSK" w:cs="TH SarabunPSK"/>
           <w:sz w:val="32"/>
           <w:szCs w:val="32"/>
         </w:rPr>
@@ -222,8 +233,9 @@
     <w:p>
       <w:pPr>
         <w:pStyle w:val="Heading1"/>
-        <w:rPr>
-          <w:rFonts w:ascii="TH SarabunPSK" w:hAnsi="TH SarabunPSK" w:cs="TH SarabunPSK" w:hint="cs"/>
+        <w:spacing w:line="240" w:lineRule="auto"/>
+        <w:rPr>
+          <w:rFonts w:ascii="TH SarabunPSK" w:hAnsi="TH SarabunPSK" w:cs="TH SarabunPSK"/>
           <w:sz w:val="32"/>
           <w:szCs w:val="32"/>
         </w:rPr>
@@ -247,8 +259,9 @@
     </w:p>
     <w:p>
       <w:pPr>
-        <w:rPr>
-          <w:rFonts w:ascii="TH SarabunPSK" w:hAnsi="TH SarabunPSK" w:cs="TH SarabunPSK" w:hint="cs"/>
+        <w:spacing w:after="0" w:line="240" w:lineRule="auto"/>
+        <w:rPr>
+          <w:rFonts w:ascii="TH SarabunPSK" w:hAnsi="TH SarabunPSK" w:cs="TH SarabunPSK"/>
           <w:sz w:val="32"/>
           <w:szCs w:val="32"/>
         </w:rPr>
@@ -285,7 +298,7 @@
           <w:p>
             <w:pPr>
               <w:rPr>
-                <w:rFonts w:ascii="TH SarabunPSK" w:hAnsi="TH SarabunPSK" w:cs="TH SarabunPSK" w:hint="cs"/>
+                <w:rFonts w:ascii="TH SarabunPSK" w:hAnsi="TH SarabunPSK" w:cs="TH SarabunPSK"/>
                 <w:sz w:val="32"/>
                 <w:szCs w:val="32"/>
               </w:rPr>
@@ -307,7 +320,7 @@
           <w:p>
             <w:pPr>
               <w:rPr>
-                <w:rFonts w:ascii="TH SarabunPSK" w:hAnsi="TH SarabunPSK" w:cs="TH SarabunPSK" w:hint="cs"/>
+                <w:rFonts w:ascii="TH SarabunPSK" w:hAnsi="TH SarabunPSK" w:cs="TH SarabunPSK"/>
                 <w:sz w:val="32"/>
                 <w:szCs w:val="32"/>
               </w:rPr>
@@ -329,7 +342,7 @@
           <w:p>
             <w:pPr>
               <w:rPr>
-                <w:rFonts w:ascii="TH SarabunPSK" w:hAnsi="TH SarabunPSK" w:cs="TH SarabunPSK" w:hint="cs"/>
+                <w:rFonts w:ascii="TH SarabunPSK" w:hAnsi="TH SarabunPSK" w:cs="TH SarabunPSK"/>
                 <w:sz w:val="32"/>
                 <w:szCs w:val="32"/>
               </w:rPr>
@@ -356,7 +369,7 @@
           <w:p>
             <w:pPr>
               <w:rPr>
-                <w:rFonts w:ascii="TH SarabunPSK" w:hAnsi="TH SarabunPSK" w:cs="TH SarabunPSK" w:hint="cs"/>
+                <w:rFonts w:ascii="TH SarabunPSK" w:hAnsi="TH SarabunPSK" w:cs="TH SarabunPSK"/>
                 <w:sz w:val="32"/>
                 <w:szCs w:val="32"/>
               </w:rPr>
@@ -378,7 +391,7 @@
           <w:p>
             <w:pPr>
               <w:rPr>
-                <w:rFonts w:ascii="TH SarabunPSK" w:hAnsi="TH SarabunPSK" w:cs="TH SarabunPSK" w:hint="cs"/>
+                <w:rFonts w:ascii="TH SarabunPSK" w:hAnsi="TH SarabunPSK" w:cs="TH SarabunPSK"/>
                 <w:sz w:val="32"/>
                 <w:szCs w:val="32"/>
               </w:rPr>
@@ -400,7 +413,7 @@
           <w:p>
             <w:pPr>
               <w:rPr>
-                <w:rFonts w:ascii="TH SarabunPSK" w:hAnsi="TH SarabunPSK" w:cs="TH SarabunPSK" w:hint="cs"/>
+                <w:rFonts w:ascii="TH SarabunPSK" w:hAnsi="TH SarabunPSK" w:cs="TH SarabunPSK"/>
                 <w:sz w:val="32"/>
                 <w:szCs w:val="32"/>
               </w:rPr>
@@ -427,7 +440,7 @@
           <w:p>
             <w:pPr>
               <w:rPr>
-                <w:rFonts w:ascii="TH SarabunPSK" w:hAnsi="TH SarabunPSK" w:cs="TH SarabunPSK" w:hint="cs"/>
+                <w:rFonts w:ascii="TH SarabunPSK" w:hAnsi="TH SarabunPSK" w:cs="TH SarabunPSK"/>
                 <w:sz w:val="32"/>
                 <w:szCs w:val="32"/>
               </w:rPr>
@@ -449,7 +462,7 @@
           <w:p>
             <w:pPr>
               <w:rPr>
-                <w:rFonts w:ascii="TH SarabunPSK" w:hAnsi="TH SarabunPSK" w:cs="TH SarabunPSK" w:hint="cs"/>
+                <w:rFonts w:ascii="TH SarabunPSK" w:hAnsi="TH SarabunPSK" w:cs="TH SarabunPSK"/>
                 <w:sz w:val="32"/>
                 <w:szCs w:val="32"/>
               </w:rPr>
@@ -471,7 +484,7 @@
           <w:p>
             <w:pPr>
               <w:rPr>
-                <w:rFonts w:ascii="TH SarabunPSK" w:hAnsi="TH SarabunPSK" w:cs="TH SarabunPSK" w:hint="cs"/>
+                <w:rFonts w:ascii="TH SarabunPSK" w:hAnsi="TH SarabunPSK" w:cs="TH SarabunPSK"/>
                 <w:sz w:val="32"/>
                 <w:szCs w:val="32"/>
               </w:rPr>
@@ -498,7 +511,7 @@
           <w:p>
             <w:pPr>
               <w:rPr>
-                <w:rFonts w:ascii="TH SarabunPSK" w:hAnsi="TH SarabunPSK" w:cs="TH SarabunPSK" w:hint="cs"/>
+                <w:rFonts w:ascii="TH SarabunPSK" w:hAnsi="TH SarabunPSK" w:cs="TH SarabunPSK"/>
                 <w:sz w:val="32"/>
                 <w:szCs w:val="32"/>
               </w:rPr>
@@ -520,7 +533,7 @@
           <w:p>
             <w:pPr>
               <w:rPr>
-                <w:rFonts w:ascii="TH SarabunPSK" w:hAnsi="TH SarabunPSK" w:cs="TH SarabunPSK" w:hint="cs"/>
+                <w:rFonts w:ascii="TH SarabunPSK" w:hAnsi="TH SarabunPSK" w:cs="TH SarabunPSK"/>
                 <w:sz w:val="32"/>
                 <w:szCs w:val="32"/>
               </w:rPr>
@@ -542,7 +555,7 @@
           <w:p>
             <w:pPr>
               <w:rPr>
-                <w:rFonts w:ascii="TH SarabunPSK" w:hAnsi="TH SarabunPSK" w:cs="TH SarabunPSK" w:hint="cs"/>
+                <w:rFonts w:ascii="TH SarabunPSK" w:hAnsi="TH SarabunPSK" w:cs="TH SarabunPSK"/>
                 <w:sz w:val="32"/>
                 <w:szCs w:val="32"/>
               </w:rPr>
@@ -562,8 +575,9 @@
     <w:p>
       <w:pPr>
         <w:pStyle w:val="Heading1"/>
-        <w:rPr>
-          <w:rFonts w:ascii="TH SarabunPSK" w:hAnsi="TH SarabunPSK" w:cs="TH SarabunPSK" w:hint="cs"/>
+        <w:spacing w:line="240" w:lineRule="auto"/>
+        <w:rPr>
+          <w:rFonts w:ascii="TH SarabunPSK" w:hAnsi="TH SarabunPSK" w:cs="TH SarabunPSK"/>
           <w:sz w:val="32"/>
           <w:szCs w:val="32"/>
         </w:rPr>
@@ -579,8 +593,9 @@
     </w:p>
     <w:p>
       <w:pPr>
-        <w:rPr>
-          <w:rFonts w:ascii="TH SarabunPSK" w:hAnsi="TH SarabunPSK" w:cs="TH SarabunPSK" w:hint="cs"/>
+        <w:spacing w:after="0" w:line="240" w:lineRule="auto"/>
+        <w:rPr>
+          <w:rFonts w:ascii="TH SarabunPSK" w:hAnsi="TH SarabunPSK" w:cs="TH SarabunPSK"/>
           <w:sz w:val="32"/>
           <w:szCs w:val="32"/>
         </w:rPr>
@@ -607,56 +622,28 @@
           <w:sz w:val="32"/>
           <w:szCs w:val="32"/>
         </w:rPr>
-        <w:t xml:space="preserve"> เข้า </w:t>
-      </w:r>
-      <w:proofErr w:type="gramStart"/>
-      <w:r>
-        <w:rPr>
-          <w:rFonts w:ascii="TH SarabunPSK" w:hAnsi="TH SarabunPSK" w:cs="TH SarabunPSK" w:hint="cs"/>
-          <w:sz w:val="32"/>
-          <w:szCs w:val="32"/>
-        </w:rPr>
-        <w:t>https://shell.duckdb.org/  2</w:t>
-      </w:r>
-      <w:proofErr w:type="gramEnd"/>
-      <w:r>
-        <w:rPr>
-          <w:rFonts w:ascii="TH SarabunPSK" w:hAnsi="TH SarabunPSK" w:cs="TH SarabunPSK" w:hint="cs"/>
-          <w:sz w:val="32"/>
-          <w:szCs w:val="32"/>
-        </w:rPr>
-        <w:t>) พิมพ์คำสั่ง SQL ในช่องคำสั่ง  3) กด Enter เพื่อรัน</w:t>
+        <w:t xml:space="preserve"> เข้า https://shell.duckdb.org/  2) พิมพ์คำสั่ง SQL ในช่องคำสั่ง  3) กด Enter เพื่อรัน</w:t>
       </w:r>
     </w:p>
     <w:p>
       <w:pPr>
         <w:pStyle w:val="CodeBlock"/>
         <w:shd w:val="clear" w:color="auto" w:fill="F5F7FA"/>
-        <w:rPr>
-          <w:rFonts w:ascii="TH SarabunPSK" w:hAnsi="TH SarabunPSK" w:cs="TH SarabunPSK" w:hint="cs"/>
-          <w:sz w:val="32"/>
-          <w:szCs w:val="32"/>
-        </w:rPr>
-      </w:pPr>
-      <w:r>
-        <w:rPr>
-          <w:rFonts w:ascii="TH SarabunPSK" w:hAnsi="TH SarabunPSK" w:cs="TH SarabunPSK" w:hint="cs"/>
-          <w:sz w:val="32"/>
-          <w:szCs w:val="32"/>
-        </w:rPr>
-        <w:lastRenderedPageBreak/>
-        <w:t xml:space="preserve">SELECT 'Hello Data Warehouse!' AS </w:t>
-      </w:r>
-      <w:proofErr w:type="gramStart"/>
-      <w:r>
-        <w:rPr>
-          <w:rFonts w:ascii="TH SarabunPSK" w:hAnsi="TH SarabunPSK" w:cs="TH SarabunPSK" w:hint="cs"/>
-          <w:sz w:val="32"/>
-          <w:szCs w:val="32"/>
-        </w:rPr>
-        <w:t>message;</w:t>
-      </w:r>
-      <w:proofErr w:type="gramEnd"/>
+        <w:spacing w:after="0" w:line="240" w:lineRule="auto"/>
+        <w:rPr>
+          <w:rFonts w:ascii="TH SarabunPSK" w:hAnsi="TH SarabunPSK" w:cs="TH SarabunPSK"/>
+          <w:sz w:val="32"/>
+          <w:szCs w:val="32"/>
+        </w:rPr>
+      </w:pPr>
+      <w:r>
+        <w:rPr>
+          <w:rFonts w:ascii="TH SarabunPSK" w:hAnsi="TH SarabunPSK" w:cs="TH SarabunPSK" w:hint="cs"/>
+          <w:sz w:val="32"/>
+          <w:szCs w:val="32"/>
+        </w:rPr>
+        <w:t>SELECT 'Hello Data Warehouse!' AS message;</w:t>
+      </w:r>
     </w:p>
     <w:tbl>
       <w:tblPr>
@@ -679,8 +666,9 @@
           </w:tcPr>
           <w:p>
             <w:pPr>
+              <w:spacing w:after="0" w:line="240" w:lineRule="auto"/>
               <w:rPr>
-                <w:rFonts w:ascii="TH SarabunPSK" w:hAnsi="TH SarabunPSK" w:cs="TH SarabunPSK" w:hint="cs"/>
+                <w:rFonts w:ascii="TH SarabunPSK" w:hAnsi="TH SarabunPSK" w:cs="TH SarabunPSK"/>
                 <w:sz w:val="32"/>
                 <w:szCs w:val="32"/>
               </w:rPr>
@@ -709,9 +697,9 @@
     </w:tbl>
     <w:p>
       <w:pPr>
-        <w:spacing w:after="0"/>
-        <w:rPr>
-          <w:rFonts w:ascii="TH SarabunPSK" w:hAnsi="TH SarabunPSK" w:cs="TH SarabunPSK" w:hint="cs"/>
+        <w:spacing w:after="0" w:line="240" w:lineRule="auto"/>
+        <w:rPr>
+          <w:rFonts w:ascii="TH SarabunPSK" w:hAnsi="TH SarabunPSK" w:cs="TH SarabunPSK"/>
           <w:sz w:val="32"/>
           <w:szCs w:val="32"/>
         </w:rPr>
@@ -720,26 +708,29 @@
     <w:p>
       <w:pPr>
         <w:pStyle w:val="Heading1"/>
-        <w:rPr>
-          <w:rFonts w:ascii="TH SarabunPSK" w:hAnsi="TH SarabunPSK" w:cs="TH SarabunPSK" w:hint="cs"/>
-          <w:sz w:val="32"/>
-          <w:szCs w:val="32"/>
-        </w:rPr>
-      </w:pPr>
-      <w:r>
-        <w:rPr>
-          <w:rFonts w:ascii="TH SarabunPSK" w:hAnsi="TH SarabunPSK" w:cs="TH SarabunPSK" w:hint="cs"/>
-          <w:sz w:val="32"/>
-          <w:szCs w:val="32"/>
-        </w:rPr>
+        <w:spacing w:line="240" w:lineRule="auto"/>
+        <w:rPr>
+          <w:rFonts w:ascii="TH SarabunPSK" w:hAnsi="TH SarabunPSK" w:cs="TH SarabunPSK"/>
+          <w:sz w:val="32"/>
+          <w:szCs w:val="32"/>
+        </w:rPr>
+      </w:pPr>
+      <w:r>
+        <w:rPr>
+          <w:rFonts w:ascii="TH SarabunPSK" w:hAnsi="TH SarabunPSK" w:cs="TH SarabunPSK" w:hint="cs"/>
+          <w:sz w:val="32"/>
+          <w:szCs w:val="32"/>
+        </w:rPr>
+        <w:lastRenderedPageBreak/>
         <w:t>4. Part A — Generate Dataset ด้วย SQL</w:t>
       </w:r>
     </w:p>
     <w:p>
       <w:pPr>
         <w:pStyle w:val="Heading2"/>
-        <w:rPr>
-          <w:rFonts w:ascii="TH SarabunPSK" w:hAnsi="TH SarabunPSK" w:cs="TH SarabunPSK" w:hint="cs"/>
+        <w:spacing w:line="240" w:lineRule="auto"/>
+        <w:rPr>
+          <w:rFonts w:ascii="TH SarabunPSK" w:hAnsi="TH SarabunPSK" w:cs="TH SarabunPSK"/>
           <w:sz w:val="32"/>
           <w:szCs w:val="32"/>
         </w:rPr>
@@ -757,8 +748,9 @@
       <w:pPr>
         <w:pStyle w:val="CodeBlock"/>
         <w:shd w:val="clear" w:color="auto" w:fill="F5F7FA"/>
-        <w:rPr>
-          <w:rFonts w:ascii="TH SarabunPSK" w:hAnsi="TH SarabunPSK" w:cs="TH SarabunPSK" w:hint="cs"/>
+        <w:spacing w:after="0" w:line="240" w:lineRule="auto"/>
+        <w:rPr>
+          <w:rFonts w:ascii="TH SarabunPSK" w:hAnsi="TH SarabunPSK" w:cs="TH SarabunPSK"/>
           <w:sz w:val="32"/>
           <w:szCs w:val="32"/>
         </w:rPr>
@@ -900,8 +892,9 @@
     <w:p>
       <w:pPr>
         <w:pStyle w:val="Heading2"/>
-        <w:rPr>
-          <w:rFonts w:ascii="TH SarabunPSK" w:hAnsi="TH SarabunPSK" w:cs="TH SarabunPSK" w:hint="cs"/>
+        <w:spacing w:line="240" w:lineRule="auto"/>
+        <w:rPr>
+          <w:rFonts w:ascii="TH SarabunPSK" w:hAnsi="TH SarabunPSK" w:cs="TH SarabunPSK"/>
           <w:sz w:val="32"/>
           <w:szCs w:val="32"/>
         </w:rPr>
@@ -919,8 +912,9 @@
       <w:pPr>
         <w:pStyle w:val="CodeBlock"/>
         <w:shd w:val="clear" w:color="auto" w:fill="F5F7FA"/>
-        <w:rPr>
-          <w:rFonts w:ascii="TH SarabunPSK" w:hAnsi="TH SarabunPSK" w:cs="TH SarabunPSK" w:hint="cs"/>
+        <w:spacing w:after="0" w:line="240" w:lineRule="auto"/>
+        <w:rPr>
+          <w:rFonts w:ascii="TH SarabunPSK" w:hAnsi="TH SarabunPSK" w:cs="TH SarabunPSK"/>
           <w:sz w:val="32"/>
           <w:szCs w:val="32"/>
         </w:rPr>
@@ -967,14 +961,6 @@
           <w:szCs w:val="32"/>
         </w:rPr>
         <w:br/>
-      </w:r>
-      <w:r>
-        <w:rPr>
-          <w:rFonts w:ascii="TH SarabunPSK" w:hAnsi="TH SarabunPSK" w:cs="TH SarabunPSK" w:hint="cs"/>
-          <w:sz w:val="32"/>
-          <w:szCs w:val="32"/>
-        </w:rPr>
-        <w:lastRenderedPageBreak/>
         <w:t xml:space="preserve">    CASE</w:t>
       </w:r>
       <w:r>
@@ -1065,6 +1051,14 @@
           <w:szCs w:val="32"/>
         </w:rPr>
         <w:br/>
+      </w:r>
+      <w:r>
+        <w:rPr>
+          <w:rFonts w:ascii="TH SarabunPSK" w:hAnsi="TH SarabunPSK" w:cs="TH SarabunPSK" w:hint="cs"/>
+          <w:sz w:val="32"/>
+          <w:szCs w:val="32"/>
+        </w:rPr>
+        <w:lastRenderedPageBreak/>
         <w:t xml:space="preserve">    END AS segment</w:t>
       </w:r>
       <w:r>
@@ -1097,8 +1091,9 @@
     <w:p>
       <w:pPr>
         <w:pStyle w:val="Heading2"/>
-        <w:rPr>
-          <w:rFonts w:ascii="TH SarabunPSK" w:hAnsi="TH SarabunPSK" w:cs="TH SarabunPSK" w:hint="cs"/>
+        <w:spacing w:line="240" w:lineRule="auto"/>
+        <w:rPr>
+          <w:rFonts w:ascii="TH SarabunPSK" w:hAnsi="TH SarabunPSK" w:cs="TH SarabunPSK"/>
           <w:sz w:val="32"/>
           <w:szCs w:val="32"/>
         </w:rPr>
@@ -1116,8 +1111,9 @@
       <w:pPr>
         <w:pStyle w:val="CodeBlock"/>
         <w:shd w:val="clear" w:color="auto" w:fill="F5F7FA"/>
-        <w:rPr>
-          <w:rFonts w:ascii="TH SarabunPSK" w:hAnsi="TH SarabunPSK" w:cs="TH SarabunPSK" w:hint="cs"/>
+        <w:spacing w:after="0" w:line="240" w:lineRule="auto"/>
+        <w:rPr>
+          <w:rFonts w:ascii="TH SarabunPSK" w:hAnsi="TH SarabunPSK" w:cs="TH SarabunPSK"/>
           <w:sz w:val="32"/>
           <w:szCs w:val="32"/>
         </w:rPr>
@@ -1250,8 +1246,9 @@
           </w:tcPr>
           <w:p>
             <w:pPr>
+              <w:spacing w:after="0" w:line="240" w:lineRule="auto"/>
               <w:rPr>
-                <w:rFonts w:ascii="TH SarabunPSK" w:hAnsi="TH SarabunPSK" w:cs="TH SarabunPSK" w:hint="cs"/>
+                <w:rFonts w:ascii="TH SarabunPSK" w:hAnsi="TH SarabunPSK" w:cs="TH SarabunPSK"/>
                 <w:sz w:val="32"/>
                 <w:szCs w:val="32"/>
               </w:rPr>
@@ -1272,34 +1269,7 @@
                 <w:sz w:val="32"/>
                 <w:szCs w:val="32"/>
               </w:rPr>
-              <w:t xml:space="preserve">ทุกครั้งที่สร้าง Dataset ใหม่ ค่า </w:t>
-            </w:r>
-            <w:proofErr w:type="gramStart"/>
-            <w:r>
-              <w:rPr>
-                <w:rFonts w:ascii="TH SarabunPSK" w:hAnsi="TH SarabunPSK" w:cs="TH SarabunPSK" w:hint="cs"/>
-                <w:sz w:val="32"/>
-                <w:szCs w:val="32"/>
-              </w:rPr>
-              <w:t>random(</w:t>
-            </w:r>
-            <w:proofErr w:type="gramEnd"/>
-            <w:r>
-              <w:rPr>
-                <w:rFonts w:ascii="TH SarabunPSK" w:hAnsi="TH SarabunPSK" w:cs="TH SarabunPSK" w:hint="cs"/>
-                <w:sz w:val="32"/>
-                <w:szCs w:val="32"/>
-              </w:rPr>
-              <w:t xml:space="preserve">) จะทำให้ตัวเลขแตกต่างกันเล็กน้อย </w:t>
-            </w:r>
-            <w:r>
-              <w:rPr>
-                <w:rFonts w:ascii="TH SarabunPSK" w:hAnsi="TH SarabunPSK" w:cs="TH SarabunPSK" w:hint="cs"/>
-                <w:sz w:val="32"/>
-                <w:szCs w:val="32"/>
-              </w:rPr>
-              <w:lastRenderedPageBreak/>
-              <w:t>ดังนั้นคำตอบเชิงตัวเลขของนิสิตแต่ละคนอาจไม่เหมือนกัน ซึ่งเป็นเรื่องปกติ</w:t>
+              <w:t>ทุกครั้งที่สร้าง Dataset ใหม่ ค่า random() จะทำให้ตัวเลขแตกต่างกันเล็กน้อย ดังนั้นคำตอบเชิงตัวเลขของนิสิตแต่ละคนอาจไม่เหมือนกัน ซึ่งเป็นเรื่องปกติ</w:t>
             </w:r>
           </w:p>
         </w:tc>
@@ -1307,9 +1277,9 @@
     </w:tbl>
     <w:p>
       <w:pPr>
-        <w:spacing w:after="0"/>
-        <w:rPr>
-          <w:rFonts w:ascii="TH SarabunPSK" w:hAnsi="TH SarabunPSK" w:cs="TH SarabunPSK" w:hint="cs"/>
+        <w:spacing w:after="0" w:line="240" w:lineRule="auto"/>
+        <w:rPr>
+          <w:rFonts w:ascii="TH SarabunPSK" w:hAnsi="TH SarabunPSK" w:cs="TH SarabunPSK"/>
           <w:sz w:val="32"/>
           <w:szCs w:val="32"/>
         </w:rPr>
@@ -1318,8 +1288,9 @@
     <w:p>
       <w:pPr>
         <w:pStyle w:val="Heading1"/>
-        <w:rPr>
-          <w:rFonts w:ascii="TH SarabunPSK" w:hAnsi="TH SarabunPSK" w:cs="TH SarabunPSK" w:hint="cs"/>
+        <w:spacing w:line="240" w:lineRule="auto"/>
+        <w:rPr>
+          <w:rFonts w:ascii="TH SarabunPSK" w:hAnsi="TH SarabunPSK" w:cs="TH SarabunPSK"/>
           <w:sz w:val="32"/>
           <w:szCs w:val="32"/>
         </w:rPr>
@@ -1336,8 +1307,9 @@
     <w:p>
       <w:pPr>
         <w:pStyle w:val="Heading2"/>
-        <w:rPr>
-          <w:rFonts w:ascii="TH SarabunPSK" w:hAnsi="TH SarabunPSK" w:cs="TH SarabunPSK" w:hint="cs"/>
+        <w:spacing w:line="240" w:lineRule="auto"/>
+        <w:rPr>
+          <w:rFonts w:ascii="TH SarabunPSK" w:hAnsi="TH SarabunPSK" w:cs="TH SarabunPSK"/>
           <w:sz w:val="32"/>
           <w:szCs w:val="32"/>
         </w:rPr>
@@ -1355,8 +1327,9 @@
       <w:pPr>
         <w:pStyle w:val="CodeBlock"/>
         <w:shd w:val="clear" w:color="auto" w:fill="F5F7FA"/>
-        <w:rPr>
-          <w:rFonts w:ascii="TH SarabunPSK" w:hAnsi="TH SarabunPSK" w:cs="TH SarabunPSK" w:hint="cs"/>
+        <w:spacing w:after="0" w:line="240" w:lineRule="auto"/>
+        <w:rPr>
+          <w:rFonts w:ascii="TH SarabunPSK" w:hAnsi="TH SarabunPSK" w:cs="TH SarabunPSK"/>
           <w:sz w:val="32"/>
           <w:szCs w:val="32"/>
         </w:rPr>
@@ -1376,25 +1349,7 @@
           <w:szCs w:val="32"/>
         </w:rPr>
         <w:br/>
-        <w:t xml:space="preserve">    </w:t>
-      </w:r>
-      <w:proofErr w:type="gramStart"/>
-      <w:r>
-        <w:rPr>
-          <w:rFonts w:ascii="TH SarabunPSK" w:hAnsi="TH SarabunPSK" w:cs="TH SarabunPSK" w:hint="cs"/>
-          <w:sz w:val="32"/>
-          <w:szCs w:val="32"/>
-        </w:rPr>
-        <w:t>COUNT(</w:t>
-      </w:r>
-      <w:proofErr w:type="gramEnd"/>
-      <w:r>
-        <w:rPr>
-          <w:rFonts w:ascii="TH SarabunPSK" w:hAnsi="TH SarabunPSK" w:cs="TH SarabunPSK" w:hint="cs"/>
-          <w:sz w:val="32"/>
-          <w:szCs w:val="32"/>
-        </w:rPr>
-        <w:t>*) AS transactions,</w:t>
+        <w:t xml:space="preserve">    COUNT(*) AS transactions,</w:t>
       </w:r>
       <w:r>
         <w:rPr>
@@ -1436,18 +1391,20 @@
     <w:p>
       <w:pPr>
         <w:pStyle w:val="Heading2"/>
-        <w:rPr>
-          <w:rFonts w:ascii="TH SarabunPSK" w:hAnsi="TH SarabunPSK" w:cs="TH SarabunPSK" w:hint="cs"/>
-          <w:sz w:val="32"/>
-          <w:szCs w:val="32"/>
-        </w:rPr>
-      </w:pPr>
-      <w:r>
-        <w:rPr>
-          <w:rFonts w:ascii="TH SarabunPSK" w:hAnsi="TH SarabunPSK" w:cs="TH SarabunPSK" w:hint="cs"/>
-          <w:sz w:val="32"/>
-          <w:szCs w:val="32"/>
-        </w:rPr>
+        <w:spacing w:line="240" w:lineRule="auto"/>
+        <w:rPr>
+          <w:rFonts w:ascii="TH SarabunPSK" w:hAnsi="TH SarabunPSK" w:cs="TH SarabunPSK"/>
+          <w:sz w:val="32"/>
+          <w:szCs w:val="32"/>
+        </w:rPr>
+      </w:pPr>
+      <w:r>
+        <w:rPr>
+          <w:rFonts w:ascii="TH SarabunPSK" w:hAnsi="TH SarabunPSK" w:cs="TH SarabunPSK" w:hint="cs"/>
+          <w:sz w:val="32"/>
+          <w:szCs w:val="32"/>
+        </w:rPr>
+        <w:lastRenderedPageBreak/>
         <w:t>5.2 ยอดขายรายเดือน</w:t>
       </w:r>
     </w:p>
@@ -1455,8 +1412,9 @@
       <w:pPr>
         <w:pStyle w:val="CodeBlock"/>
         <w:shd w:val="clear" w:color="auto" w:fill="F5F7FA"/>
-        <w:rPr>
-          <w:rFonts w:ascii="TH SarabunPSK" w:hAnsi="TH SarabunPSK" w:cs="TH SarabunPSK" w:hint="cs"/>
+        <w:spacing w:after="0" w:line="240" w:lineRule="auto"/>
+        <w:rPr>
+          <w:rFonts w:ascii="TH SarabunPSK" w:hAnsi="TH SarabunPSK" w:cs="TH SarabunPSK"/>
           <w:sz w:val="32"/>
           <w:szCs w:val="32"/>
         </w:rPr>
@@ -1476,25 +1434,7 @@
           <w:szCs w:val="32"/>
         </w:rPr>
         <w:br/>
-        <w:t xml:space="preserve">    DATE_</w:t>
-      </w:r>
-      <w:proofErr w:type="gramStart"/>
-      <w:r>
-        <w:rPr>
-          <w:rFonts w:ascii="TH SarabunPSK" w:hAnsi="TH SarabunPSK" w:cs="TH SarabunPSK" w:hint="cs"/>
-          <w:sz w:val="32"/>
-          <w:szCs w:val="32"/>
-        </w:rPr>
-        <w:t>TRUNC(</w:t>
-      </w:r>
-      <w:proofErr w:type="gramEnd"/>
-      <w:r>
-        <w:rPr>
-          <w:rFonts w:ascii="TH SarabunPSK" w:hAnsi="TH SarabunPSK" w:cs="TH SarabunPSK" w:hint="cs"/>
-          <w:sz w:val="32"/>
-          <w:szCs w:val="32"/>
-        </w:rPr>
-        <w:t>'month', order_date) AS month,</w:t>
+        <w:t xml:space="preserve">    DATE_TRUNC('month', order_date) AS month,</w:t>
       </w:r>
       <w:r>
         <w:rPr>
@@ -1545,8 +1485,9 @@
     <w:p>
       <w:pPr>
         <w:pStyle w:val="Heading2"/>
-        <w:rPr>
-          <w:rFonts w:ascii="TH SarabunPSK" w:hAnsi="TH SarabunPSK" w:cs="TH SarabunPSK" w:hint="cs"/>
+        <w:spacing w:line="240" w:lineRule="auto"/>
+        <w:rPr>
+          <w:rFonts w:ascii="TH SarabunPSK" w:hAnsi="TH SarabunPSK" w:cs="TH SarabunPSK"/>
           <w:sz w:val="32"/>
           <w:szCs w:val="32"/>
         </w:rPr>
@@ -1564,8 +1505,9 @@
       <w:pPr>
         <w:pStyle w:val="CodeBlock"/>
         <w:shd w:val="clear" w:color="auto" w:fill="F5F7FA"/>
-        <w:rPr>
-          <w:rFonts w:ascii="TH SarabunPSK" w:hAnsi="TH SarabunPSK" w:cs="TH SarabunPSK" w:hint="cs"/>
+        <w:spacing w:after="0" w:line="240" w:lineRule="auto"/>
+        <w:rPr>
+          <w:rFonts w:ascii="TH SarabunPSK" w:hAnsi="TH SarabunPSK" w:cs="TH SarabunPSK"/>
           <w:sz w:val="32"/>
           <w:szCs w:val="32"/>
         </w:rPr>
@@ -1585,25 +1527,7 @@
           <w:szCs w:val="32"/>
         </w:rPr>
         <w:br/>
-        <w:t xml:space="preserve">    </w:t>
-      </w:r>
-      <w:proofErr w:type="gramStart"/>
-      <w:r>
-        <w:rPr>
-          <w:rFonts w:ascii="TH SarabunPSK" w:hAnsi="TH SarabunPSK" w:cs="TH SarabunPSK" w:hint="cs"/>
-          <w:sz w:val="32"/>
-          <w:szCs w:val="32"/>
-        </w:rPr>
-        <w:t>p.category</w:t>
-      </w:r>
-      <w:proofErr w:type="gramEnd"/>
-      <w:r>
-        <w:rPr>
-          <w:rFonts w:ascii="TH SarabunPSK" w:hAnsi="TH SarabunPSK" w:cs="TH SarabunPSK" w:hint="cs"/>
-          <w:sz w:val="32"/>
-          <w:szCs w:val="32"/>
-        </w:rPr>
-        <w:t>,</w:t>
+        <w:t xml:space="preserve">    p.category,</w:t>
       </w:r>
       <w:r>
         <w:rPr>
@@ -1657,14 +1581,6 @@
           <w:szCs w:val="32"/>
         </w:rPr>
         <w:br/>
-      </w:r>
-      <w:r>
-        <w:rPr>
-          <w:rFonts w:ascii="TH SarabunPSK" w:hAnsi="TH SarabunPSK" w:cs="TH SarabunPSK" w:hint="cs"/>
-          <w:sz w:val="32"/>
-          <w:szCs w:val="32"/>
-        </w:rPr>
-        <w:lastRenderedPageBreak/>
         <w:t>GROUP BY p.category</w:t>
       </w:r>
       <w:r>
@@ -1680,8 +1596,9 @@
     <w:p>
       <w:pPr>
         <w:pStyle w:val="Heading1"/>
-        <w:rPr>
-          <w:rFonts w:ascii="TH SarabunPSK" w:hAnsi="TH SarabunPSK" w:cs="TH SarabunPSK" w:hint="cs"/>
+        <w:spacing w:line="240" w:lineRule="auto"/>
+        <w:rPr>
+          <w:rFonts w:ascii="TH SarabunPSK" w:hAnsi="TH SarabunPSK" w:cs="TH SarabunPSK"/>
           <w:sz w:val="32"/>
           <w:szCs w:val="32"/>
         </w:rPr>
@@ -1698,8 +1615,9 @@
     <w:p>
       <w:pPr>
         <w:pStyle w:val="Heading2"/>
-        <w:rPr>
-          <w:rFonts w:ascii="TH SarabunPSK" w:hAnsi="TH SarabunPSK" w:cs="TH SarabunPSK" w:hint="cs"/>
+        <w:spacing w:line="240" w:lineRule="auto"/>
+        <w:rPr>
+          <w:rFonts w:ascii="TH SarabunPSK" w:hAnsi="TH SarabunPSK" w:cs="TH SarabunPSK"/>
           <w:sz w:val="32"/>
           <w:szCs w:val="32"/>
         </w:rPr>
@@ -1717,8 +1635,9 @@
       <w:pPr>
         <w:pStyle w:val="CodeBlock"/>
         <w:shd w:val="clear" w:color="auto" w:fill="F5F7FA"/>
-        <w:rPr>
-          <w:rFonts w:ascii="TH SarabunPSK" w:hAnsi="TH SarabunPSK" w:cs="TH SarabunPSK" w:hint="cs"/>
+        <w:spacing w:after="0" w:line="240" w:lineRule="auto"/>
+        <w:rPr>
+          <w:rFonts w:ascii="TH SarabunPSK" w:hAnsi="TH SarabunPSK" w:cs="TH SarabunPSK"/>
           <w:sz w:val="32"/>
           <w:szCs w:val="32"/>
         </w:rPr>
@@ -1738,25 +1657,7 @@
           <w:szCs w:val="32"/>
         </w:rPr>
         <w:br/>
-        <w:t xml:space="preserve">    </w:t>
-      </w:r>
-      <w:proofErr w:type="gramStart"/>
-      <w:r>
-        <w:rPr>
-          <w:rFonts w:ascii="TH SarabunPSK" w:hAnsi="TH SarabunPSK" w:cs="TH SarabunPSK" w:hint="cs"/>
-          <w:sz w:val="32"/>
-          <w:szCs w:val="32"/>
-        </w:rPr>
-        <w:t>c.region</w:t>
-      </w:r>
-      <w:proofErr w:type="gramEnd"/>
-      <w:r>
-        <w:rPr>
-          <w:rFonts w:ascii="TH SarabunPSK" w:hAnsi="TH SarabunPSK" w:cs="TH SarabunPSK" w:hint="cs"/>
-          <w:sz w:val="32"/>
-          <w:szCs w:val="32"/>
-        </w:rPr>
-        <w:t>,</w:t>
+        <w:t xml:space="preserve">    c.region,</w:t>
       </w:r>
       <w:r>
         <w:rPr>
@@ -1825,18 +1726,20 @@
     <w:p>
       <w:pPr>
         <w:pStyle w:val="Heading2"/>
-        <w:rPr>
-          <w:rFonts w:ascii="TH SarabunPSK" w:hAnsi="TH SarabunPSK" w:cs="TH SarabunPSK" w:hint="cs"/>
-          <w:sz w:val="32"/>
-          <w:szCs w:val="32"/>
-        </w:rPr>
-      </w:pPr>
-      <w:r>
-        <w:rPr>
-          <w:rFonts w:ascii="TH SarabunPSK" w:hAnsi="TH SarabunPSK" w:cs="TH SarabunPSK" w:hint="cs"/>
-          <w:sz w:val="32"/>
-          <w:szCs w:val="32"/>
-        </w:rPr>
+        <w:spacing w:line="240" w:lineRule="auto"/>
+        <w:rPr>
+          <w:rFonts w:ascii="TH SarabunPSK" w:hAnsi="TH SarabunPSK" w:cs="TH SarabunPSK"/>
+          <w:sz w:val="32"/>
+          <w:szCs w:val="32"/>
+        </w:rPr>
+      </w:pPr>
+      <w:r>
+        <w:rPr>
+          <w:rFonts w:ascii="TH SarabunPSK" w:hAnsi="TH SarabunPSK" w:cs="TH SarabunPSK" w:hint="cs"/>
+          <w:sz w:val="32"/>
+          <w:szCs w:val="32"/>
+        </w:rPr>
+        <w:lastRenderedPageBreak/>
         <w:t>6.2 Top 10 Products</w:t>
       </w:r>
     </w:p>
@@ -1844,8 +1747,9 @@
       <w:pPr>
         <w:pStyle w:val="CodeBlock"/>
         <w:shd w:val="clear" w:color="auto" w:fill="F5F7FA"/>
-        <w:rPr>
-          <w:rFonts w:ascii="TH SarabunPSK" w:hAnsi="TH SarabunPSK" w:cs="TH SarabunPSK" w:hint="cs"/>
+        <w:spacing w:after="0" w:line="240" w:lineRule="auto"/>
+        <w:rPr>
+          <w:rFonts w:ascii="TH SarabunPSK" w:hAnsi="TH SarabunPSK" w:cs="TH SarabunPSK"/>
           <w:sz w:val="32"/>
           <w:szCs w:val="32"/>
         </w:rPr>
@@ -1865,25 +1769,7 @@
           <w:szCs w:val="32"/>
         </w:rPr>
         <w:br/>
-        <w:t xml:space="preserve">    </w:t>
-      </w:r>
-      <w:proofErr w:type="gramStart"/>
-      <w:r>
-        <w:rPr>
-          <w:rFonts w:ascii="TH SarabunPSK" w:hAnsi="TH SarabunPSK" w:cs="TH SarabunPSK" w:hint="cs"/>
-          <w:sz w:val="32"/>
-          <w:szCs w:val="32"/>
-        </w:rPr>
-        <w:t>p.product</w:t>
-      </w:r>
-      <w:proofErr w:type="gramEnd"/>
-      <w:r>
-        <w:rPr>
-          <w:rFonts w:ascii="TH SarabunPSK" w:hAnsi="TH SarabunPSK" w:cs="TH SarabunPSK" w:hint="cs"/>
-          <w:sz w:val="32"/>
-          <w:szCs w:val="32"/>
-        </w:rPr>
-        <w:t>_name,</w:t>
+        <w:t xml:space="preserve">    p.product_name,</w:t>
       </w:r>
       <w:r>
         <w:rPr>
@@ -1952,8 +1838,9 @@
     <w:p>
       <w:pPr>
         <w:pStyle w:val="Heading2"/>
-        <w:rPr>
-          <w:rFonts w:ascii="TH SarabunPSK" w:hAnsi="TH SarabunPSK" w:cs="TH SarabunPSK" w:hint="cs"/>
+        <w:spacing w:line="240" w:lineRule="auto"/>
+        <w:rPr>
+          <w:rFonts w:ascii="TH SarabunPSK" w:hAnsi="TH SarabunPSK" w:cs="TH SarabunPSK"/>
           <w:sz w:val="32"/>
           <w:szCs w:val="32"/>
         </w:rPr>
@@ -1971,8 +1858,9 @@
       <w:pPr>
         <w:pStyle w:val="CodeBlock"/>
         <w:shd w:val="clear" w:color="auto" w:fill="F5F7FA"/>
-        <w:rPr>
-          <w:rFonts w:ascii="TH SarabunPSK" w:hAnsi="TH SarabunPSK" w:cs="TH SarabunPSK" w:hint="cs"/>
+        <w:spacing w:after="0" w:line="240" w:lineRule="auto"/>
+        <w:rPr>
+          <w:rFonts w:ascii="TH SarabunPSK" w:hAnsi="TH SarabunPSK" w:cs="TH SarabunPSK"/>
           <w:sz w:val="32"/>
           <w:szCs w:val="32"/>
         </w:rPr>
@@ -2001,14 +1889,6 @@
           <w:szCs w:val="32"/>
         </w:rPr>
         <w:br/>
-      </w:r>
-      <w:r>
-        <w:rPr>
-          <w:rFonts w:ascii="TH SarabunPSK" w:hAnsi="TH SarabunPSK" w:cs="TH SarabunPSK" w:hint="cs"/>
-          <w:sz w:val="32"/>
-          <w:szCs w:val="32"/>
-        </w:rPr>
-        <w:lastRenderedPageBreak/>
         <w:t xml:space="preserve">        p.category,</w:t>
       </w:r>
       <w:r>
@@ -2168,25 +2048,28 @@
     <w:p>
       <w:pPr>
         <w:pStyle w:val="Heading1"/>
-        <w:rPr>
-          <w:rFonts w:ascii="TH SarabunPSK" w:hAnsi="TH SarabunPSK" w:cs="TH SarabunPSK" w:hint="cs"/>
-          <w:sz w:val="32"/>
-          <w:szCs w:val="32"/>
-        </w:rPr>
-      </w:pPr>
-      <w:r>
-        <w:rPr>
-          <w:rFonts w:ascii="TH SarabunPSK" w:hAnsi="TH SarabunPSK" w:cs="TH SarabunPSK" w:hint="cs"/>
-          <w:sz w:val="32"/>
-          <w:szCs w:val="32"/>
-        </w:rPr>
+        <w:spacing w:line="240" w:lineRule="auto"/>
+        <w:rPr>
+          <w:rFonts w:ascii="TH SarabunPSK" w:hAnsi="TH SarabunPSK" w:cs="TH SarabunPSK"/>
+          <w:sz w:val="32"/>
+          <w:szCs w:val="32"/>
+        </w:rPr>
+      </w:pPr>
+      <w:r>
+        <w:rPr>
+          <w:rFonts w:ascii="TH SarabunPSK" w:hAnsi="TH SarabunPSK" w:cs="TH SarabunPSK" w:hint="cs"/>
+          <w:sz w:val="32"/>
+          <w:szCs w:val="32"/>
+        </w:rPr>
+        <w:lastRenderedPageBreak/>
         <w:t>7. Challenge Lab — ให้นิสิตทำเอง</w:t>
       </w:r>
     </w:p>
     <w:p>
       <w:pPr>
-        <w:rPr>
-          <w:rFonts w:ascii="TH SarabunPSK" w:hAnsi="TH SarabunPSK" w:cs="TH SarabunPSK" w:hint="cs"/>
+        <w:spacing w:after="0" w:line="240" w:lineRule="auto"/>
+        <w:rPr>
+          <w:rFonts w:ascii="TH SarabunPSK" w:hAnsi="TH SarabunPSK" w:cs="TH SarabunPSK"/>
           <w:sz w:val="32"/>
           <w:szCs w:val="32"/>
         </w:rPr>
@@ -2199,9 +2082,137 @@
           <w:sz w:val="32"/>
           <w:szCs w:val="32"/>
         </w:rPr>
-        <w:t>Q</w:t>
-      </w:r>
-      <w:proofErr w:type="gramStart"/>
+        <w:t xml:space="preserve">Q1  </w:t>
+      </w:r>
+      <w:r>
+        <w:rPr>
+          <w:rFonts w:ascii="TH SarabunPSK" w:hAnsi="TH SarabunPSK" w:cs="TH SarabunPSK" w:hint="cs"/>
+          <w:sz w:val="32"/>
+          <w:szCs w:val="32"/>
+        </w:rPr>
+        <w:t>เดือนไหนมียอดขาย (Revenue) สูงที่สุด?</w:t>
+      </w:r>
+    </w:p>
+    <w:p>
+      <w:pPr>
+        <w:spacing w:after="0" w:line="240" w:lineRule="auto"/>
+        <w:rPr>
+          <w:rFonts w:ascii="TH SarabunPSK" w:hAnsi="TH SarabunPSK" w:cs="TH SarabunPSK" w:hint="cs"/>
+          <w:sz w:val="32"/>
+          <w:szCs w:val="32"/>
+          <w:cs/>
+          <w:lang w:bidi="th-TH"/>
+        </w:rPr>
+      </w:pPr>
+      <w:r>
+        <w:rPr>
+          <w:rFonts w:ascii="TH SarabunPSK" w:hAnsi="TH SarabunPSK" w:cs="TH SarabunPSK" w:hint="cs"/>
+          <w:sz w:val="32"/>
+          <w:szCs w:val="32"/>
+          <w:cs/>
+          <w:lang w:bidi="th-TH"/>
+        </w:rPr>
+        <w:t>ตอบ</w:t>
+      </w:r>
+      <w:r>
+        <w:rPr>
+          <w:rFonts w:ascii="TH SarabunPSK" w:hAnsi="TH SarabunPSK" w:cs="TH SarabunPSK"/>
+          <w:sz w:val="32"/>
+          <w:szCs w:val="32"/>
+          <w:lang w:bidi="th-TH"/>
+        </w:rPr>
+        <w:t xml:space="preserve"> </w:t>
+      </w:r>
+      <w:r>
+        <w:rPr>
+          <w:rFonts w:ascii="TH SarabunPSK" w:hAnsi="TH SarabunPSK" w:cs="TH SarabunPSK" w:hint="cs"/>
+          <w:sz w:val="32"/>
+          <w:szCs w:val="32"/>
+          <w:cs/>
+          <w:lang w:bidi="th-TH"/>
+        </w:rPr>
+        <w:t>เดือน 5</w:t>
+      </w:r>
+    </w:p>
+    <w:p>
+      <w:pPr>
+        <w:spacing w:after="0" w:line="240" w:lineRule="auto"/>
+        <w:jc w:val="center"/>
+        <w:rPr>
+          <w:rFonts w:ascii="TH SarabunPSK" w:hAnsi="TH SarabunPSK" w:cs="TH SarabunPSK"/>
+          <w:sz w:val="32"/>
+          <w:szCs w:val="32"/>
+          <w:lang w:bidi="th-TH"/>
+        </w:rPr>
+      </w:pPr>
+      <w:r>
+        <w:rPr>
+          <w:rFonts w:ascii="TH SarabunPSK" w:hAnsi="TH SarabunPSK" w:cs="TH SarabunPSK" w:hint="cs"/>
+          <w:noProof/>
+          <w:sz w:val="32"/>
+          <w:szCs w:val="32"/>
+          <w:lang w:val="th-TH" w:bidi="th-TH"/>
+        </w:rPr>
+        <w:drawing>
+          <wp:inline distT="0" distB="0" distL="0" distR="0" wp14:anchorId="53557603" wp14:editId="7BEE96D0">
+            <wp:extent cx="4275190" cy="1905165"/>
+            <wp:effectExtent l="0" t="0" r="0" b="0"/>
+            <wp:docPr id="1323440368" name="Picture 1"/>
+            <wp:cNvGraphicFramePr>
+              <a:graphicFrameLocks xmlns:a="http://schemas.openxmlformats.org/drawingml/2006/main" noChangeAspect="1"/>
+            </wp:cNvGraphicFramePr>
+            <a:graphic xmlns:a="http://schemas.openxmlformats.org/drawingml/2006/main">
+              <a:graphicData uri="http://schemas.openxmlformats.org/drawingml/2006/picture">
+                <pic:pic xmlns:pic="http://schemas.openxmlformats.org/drawingml/2006/picture">
+                  <pic:nvPicPr>
+                    <pic:cNvPr id="1323440368" name="Picture 1323440368"/>
+                    <pic:cNvPicPr/>
+                  </pic:nvPicPr>
+                  <pic:blipFill>
+                    <a:blip r:embed="rId8"/>
+                    <a:stretch>
+                      <a:fillRect/>
+                    </a:stretch>
+                  </pic:blipFill>
+                  <pic:spPr>
+                    <a:xfrm>
+                      <a:off x="0" y="0"/>
+                      <a:ext cx="4275190" cy="1905165"/>
+                    </a:xfrm>
+                    <a:prstGeom prst="rect">
+                      <a:avLst/>
+                    </a:prstGeom>
+                  </pic:spPr>
+                </pic:pic>
+              </a:graphicData>
+            </a:graphic>
+          </wp:inline>
+        </w:drawing>
+      </w:r>
+    </w:p>
+    <w:p>
+      <w:pPr>
+        <w:spacing w:after="0" w:line="240" w:lineRule="auto"/>
+        <w:jc w:val="center"/>
+        <w:rPr>
+          <w:rFonts w:ascii="TH SarabunPSK" w:hAnsi="TH SarabunPSK" w:cs="TH SarabunPSK" w:hint="cs"/>
+          <w:sz w:val="32"/>
+          <w:szCs w:val="32"/>
+          <w:cs/>
+          <w:lang w:bidi="th-TH"/>
+        </w:rPr>
+      </w:pPr>
+    </w:p>
+    <w:p>
+      <w:pPr>
+        <w:spacing w:after="0" w:line="240" w:lineRule="auto"/>
+        <w:rPr>
+          <w:rFonts w:ascii="TH SarabunPSK" w:hAnsi="TH SarabunPSK" w:cs="TH SarabunPSK"/>
+          <w:sz w:val="32"/>
+          <w:szCs w:val="32"/>
+          <w:lang w:bidi="th-TH"/>
+        </w:rPr>
+      </w:pPr>
       <w:r>
         <w:rPr>
           <w:rFonts w:ascii="TH SarabunPSK" w:hAnsi="TH SarabunPSK" w:cs="TH SarabunPSK" w:hint="cs"/>
@@ -2210,32 +2221,123 @@
           <w:sz w:val="32"/>
           <w:szCs w:val="32"/>
         </w:rPr>
-        <w:t xml:space="preserve">1  </w:t>
-      </w:r>
-      <w:r>
-        <w:rPr>
-          <w:rFonts w:ascii="TH SarabunPSK" w:hAnsi="TH SarabunPSK" w:cs="TH SarabunPSK" w:hint="cs"/>
-          <w:sz w:val="32"/>
-          <w:szCs w:val="32"/>
-        </w:rPr>
-        <w:t>เดือนไหนมียอดขาย</w:t>
-      </w:r>
-      <w:proofErr w:type="gramEnd"/>
-      <w:r>
-        <w:rPr>
-          <w:rFonts w:ascii="TH SarabunPSK" w:hAnsi="TH SarabunPSK" w:cs="TH SarabunPSK" w:hint="cs"/>
-          <w:sz w:val="32"/>
-          <w:szCs w:val="32"/>
-        </w:rPr>
-        <w:t xml:space="preserve"> (Revenue) สูงที่สุด?</w:t>
+        <w:t xml:space="preserve">Q2  </w:t>
+      </w:r>
+      <w:r>
+        <w:rPr>
+          <w:rFonts w:ascii="TH SarabunPSK" w:hAnsi="TH SarabunPSK" w:cs="TH SarabunPSK" w:hint="cs"/>
+          <w:sz w:val="32"/>
+          <w:szCs w:val="32"/>
+        </w:rPr>
+        <w:t>Region ใดสร้างรายได้สูงที่สุด?</w:t>
       </w:r>
     </w:p>
     <w:p>
       <w:pPr>
-        <w:rPr>
-          <w:rFonts w:ascii="TH SarabunPSK" w:hAnsi="TH SarabunPSK" w:cs="TH SarabunPSK" w:hint="cs"/>
-          <w:sz w:val="32"/>
-          <w:szCs w:val="32"/>
+        <w:spacing w:after="0" w:line="240" w:lineRule="auto"/>
+        <w:rPr>
+          <w:rFonts w:ascii="TH SarabunPSK" w:hAnsi="TH SarabunPSK" w:cs="TH SarabunPSK"/>
+          <w:sz w:val="32"/>
+          <w:szCs w:val="32"/>
+          <w:lang w:bidi="th-TH"/>
+        </w:rPr>
+      </w:pPr>
+      <w:r>
+        <w:rPr>
+          <w:rFonts w:ascii="TH SarabunPSK" w:hAnsi="TH SarabunPSK" w:cs="TH SarabunPSK" w:hint="cs"/>
+          <w:sz w:val="32"/>
+          <w:szCs w:val="32"/>
+          <w:cs/>
+          <w:lang w:bidi="th-TH"/>
+        </w:rPr>
+        <w:t xml:space="preserve">ตอบ </w:t>
+      </w:r>
+      <w:r>
+        <w:rPr>
+          <w:rFonts w:ascii="TH SarabunPSK" w:hAnsi="TH SarabunPSK" w:cs="TH SarabunPSK"/>
+          <w:sz w:val="32"/>
+          <w:szCs w:val="32"/>
+          <w:lang w:bidi="th-TH"/>
+        </w:rPr>
+        <w:t>East</w:t>
+      </w:r>
+    </w:p>
+    <w:p>
+      <w:pPr>
+        <w:spacing w:after="0" w:line="240" w:lineRule="auto"/>
+        <w:jc w:val="center"/>
+        <w:rPr>
+          <w:rFonts w:ascii="TH SarabunPSK" w:hAnsi="TH SarabunPSK" w:cs="TH SarabunPSK"/>
+          <w:sz w:val="32"/>
+          <w:szCs w:val="32"/>
+          <w:lang w:bidi="th-TH"/>
+        </w:rPr>
+      </w:pPr>
+      <w:r>
+        <w:rPr>
+          <w:rFonts w:ascii="TH SarabunPSK" w:hAnsi="TH SarabunPSK" w:cs="TH SarabunPSK"/>
+          <w:noProof/>
+          <w:sz w:val="32"/>
+          <w:szCs w:val="32"/>
+          <w:lang w:bidi="th-TH"/>
+        </w:rPr>
+        <w:drawing>
+          <wp:inline distT="0" distB="0" distL="0" distR="0" wp14:anchorId="38777BD8" wp14:editId="333FF01B">
+            <wp:extent cx="4648603" cy="2034716"/>
+            <wp:effectExtent l="0" t="0" r="0" b="3810"/>
+            <wp:docPr id="1626367964" name="Picture 2"/>
+            <wp:cNvGraphicFramePr>
+              <a:graphicFrameLocks xmlns:a="http://schemas.openxmlformats.org/drawingml/2006/main" noChangeAspect="1"/>
+            </wp:cNvGraphicFramePr>
+            <a:graphic xmlns:a="http://schemas.openxmlformats.org/drawingml/2006/main">
+              <a:graphicData uri="http://schemas.openxmlformats.org/drawingml/2006/picture">
+                <pic:pic xmlns:pic="http://schemas.openxmlformats.org/drawingml/2006/picture">
+                  <pic:nvPicPr>
+                    <pic:cNvPr id="1626367964" name="Picture 1626367964"/>
+                    <pic:cNvPicPr/>
+                  </pic:nvPicPr>
+                  <pic:blipFill>
+                    <a:blip r:embed="rId9"/>
+                    <a:stretch>
+                      <a:fillRect/>
+                    </a:stretch>
+                  </pic:blipFill>
+                  <pic:spPr>
+                    <a:xfrm>
+                      <a:off x="0" y="0"/>
+                      <a:ext cx="4648603" cy="2034716"/>
+                    </a:xfrm>
+                    <a:prstGeom prst="rect">
+                      <a:avLst/>
+                    </a:prstGeom>
+                  </pic:spPr>
+                </pic:pic>
+              </a:graphicData>
+            </a:graphic>
+          </wp:inline>
+        </w:drawing>
+      </w:r>
+    </w:p>
+    <w:p>
+      <w:pPr>
+        <w:spacing w:after="0" w:line="240" w:lineRule="auto"/>
+        <w:jc w:val="center"/>
+        <w:rPr>
+          <w:rFonts w:ascii="TH SarabunPSK" w:hAnsi="TH SarabunPSK" w:cs="TH SarabunPSK" w:hint="cs"/>
+          <w:sz w:val="32"/>
+          <w:szCs w:val="32"/>
+          <w:lang w:bidi="th-TH"/>
+        </w:rPr>
+      </w:pPr>
+    </w:p>
+    <w:p>
+      <w:pPr>
+        <w:spacing w:after="0" w:line="240" w:lineRule="auto"/>
+        <w:rPr>
+          <w:rFonts w:ascii="TH SarabunPSK" w:hAnsi="TH SarabunPSK" w:cs="TH SarabunPSK"/>
+          <w:sz w:val="32"/>
+          <w:szCs w:val="32"/>
+          <w:lang w:bidi="th-TH"/>
         </w:rPr>
       </w:pPr>
       <w:r>
@@ -2246,9 +2348,125 @@
           <w:sz w:val="32"/>
           <w:szCs w:val="32"/>
         </w:rPr>
-        <w:t>Q</w:t>
-      </w:r>
-      <w:proofErr w:type="gramStart"/>
+        <w:t xml:space="preserve">Q3  </w:t>
+      </w:r>
+      <w:r>
+        <w:rPr>
+          <w:rFonts w:ascii="TH SarabunPSK" w:hAnsi="TH SarabunPSK" w:cs="TH SarabunPSK" w:hint="cs"/>
+          <w:sz w:val="32"/>
+          <w:szCs w:val="32"/>
+        </w:rPr>
+        <w:t>Customer Segment ใดมี Average Order Value สูงที่สุด?</w:t>
+      </w:r>
+    </w:p>
+    <w:p>
+      <w:pPr>
+        <w:spacing w:after="0" w:line="240" w:lineRule="auto"/>
+        <w:rPr>
+          <w:rFonts w:ascii="TH SarabunPSK" w:hAnsi="TH SarabunPSK" w:cs="TH SarabunPSK"/>
+          <w:sz w:val="32"/>
+          <w:szCs w:val="32"/>
+          <w:lang w:bidi="th-TH"/>
+        </w:rPr>
+      </w:pPr>
+      <w:r>
+        <w:rPr>
+          <w:rFonts w:ascii="TH SarabunPSK" w:hAnsi="TH SarabunPSK" w:cs="TH SarabunPSK" w:hint="cs"/>
+          <w:sz w:val="32"/>
+          <w:szCs w:val="32"/>
+          <w:cs/>
+          <w:lang w:bidi="th-TH"/>
+        </w:rPr>
+        <w:t>ตอบ</w:t>
+      </w:r>
+      <w:r>
+        <w:rPr>
+          <w:rFonts w:ascii="TH SarabunPSK" w:hAnsi="TH SarabunPSK" w:cs="TH SarabunPSK"/>
+          <w:sz w:val="32"/>
+          <w:szCs w:val="32"/>
+          <w:lang w:bidi="th-TH"/>
+        </w:rPr>
+        <w:t xml:space="preserve"> Regular</w:t>
+      </w:r>
+    </w:p>
+    <w:p>
+      <w:pPr>
+        <w:spacing w:after="0" w:line="240" w:lineRule="auto"/>
+        <w:jc w:val="center"/>
+        <w:rPr>
+          <w:rFonts w:ascii="TH SarabunPSK" w:hAnsi="TH SarabunPSK" w:cs="TH SarabunPSK"/>
+          <w:sz w:val="32"/>
+          <w:szCs w:val="32"/>
+          <w:lang w:bidi="th-TH"/>
+        </w:rPr>
+      </w:pPr>
+      <w:r>
+        <w:rPr>
+          <w:rFonts w:ascii="TH SarabunPSK" w:hAnsi="TH SarabunPSK" w:cs="TH SarabunPSK"/>
+          <w:noProof/>
+          <w:sz w:val="32"/>
+          <w:szCs w:val="32"/>
+          <w:lang w:bidi="th-TH"/>
+        </w:rPr>
+        <w:drawing>
+          <wp:inline distT="0" distB="0" distL="0" distR="0" wp14:anchorId="36EABBBB" wp14:editId="7657695D">
+            <wp:extent cx="2301439" cy="967824"/>
+            <wp:effectExtent l="0" t="0" r="3810" b="3810"/>
+            <wp:docPr id="39587626" name="Picture 3"/>
+            <wp:cNvGraphicFramePr>
+              <a:graphicFrameLocks xmlns:a="http://schemas.openxmlformats.org/drawingml/2006/main" noChangeAspect="1"/>
+            </wp:cNvGraphicFramePr>
+            <a:graphic xmlns:a="http://schemas.openxmlformats.org/drawingml/2006/main">
+              <a:graphicData uri="http://schemas.openxmlformats.org/drawingml/2006/picture">
+                <pic:pic xmlns:pic="http://schemas.openxmlformats.org/drawingml/2006/picture">
+                  <pic:nvPicPr>
+                    <pic:cNvPr id="39587626" name="Picture 39587626"/>
+                    <pic:cNvPicPr/>
+                  </pic:nvPicPr>
+                  <pic:blipFill>
+                    <a:blip r:embed="rId10"/>
+                    <a:stretch>
+                      <a:fillRect/>
+                    </a:stretch>
+                  </pic:blipFill>
+                  <pic:spPr>
+                    <a:xfrm>
+                      <a:off x="0" y="0"/>
+                      <a:ext cx="2301439" cy="967824"/>
+                    </a:xfrm>
+                    <a:prstGeom prst="rect">
+                      <a:avLst/>
+                    </a:prstGeom>
+                  </pic:spPr>
+                </pic:pic>
+              </a:graphicData>
+            </a:graphic>
+          </wp:inline>
+        </w:drawing>
+      </w:r>
+    </w:p>
+    <w:p>
+      <w:pPr>
+        <w:spacing w:after="0" w:line="240" w:lineRule="auto"/>
+        <w:jc w:val="center"/>
+        <w:rPr>
+          <w:rFonts w:ascii="TH SarabunPSK" w:hAnsi="TH SarabunPSK" w:cs="TH SarabunPSK" w:hint="cs"/>
+          <w:sz w:val="32"/>
+          <w:szCs w:val="32"/>
+          <w:lang w:bidi="th-TH"/>
+        </w:rPr>
+      </w:pPr>
+    </w:p>
+    <w:p>
+      <w:pPr>
+        <w:spacing w:after="0" w:line="240" w:lineRule="auto"/>
+        <w:rPr>
+          <w:rFonts w:ascii="TH SarabunPSK" w:hAnsi="TH SarabunPSK" w:cs="TH SarabunPSK"/>
+          <w:sz w:val="32"/>
+          <w:szCs w:val="32"/>
+          <w:lang w:bidi="th-TH"/>
+        </w:rPr>
+      </w:pPr>
       <w:r>
         <w:rPr>
           <w:rFonts w:ascii="TH SarabunPSK" w:hAnsi="TH SarabunPSK" w:cs="TH SarabunPSK" w:hint="cs"/>
@@ -2257,32 +2475,124 @@
           <w:sz w:val="32"/>
           <w:szCs w:val="32"/>
         </w:rPr>
-        <w:t xml:space="preserve">2  </w:t>
-      </w:r>
-      <w:r>
-        <w:rPr>
-          <w:rFonts w:ascii="TH SarabunPSK" w:hAnsi="TH SarabunPSK" w:cs="TH SarabunPSK" w:hint="cs"/>
-          <w:sz w:val="32"/>
-          <w:szCs w:val="32"/>
-        </w:rPr>
-        <w:t>Region</w:t>
-      </w:r>
-      <w:proofErr w:type="gramEnd"/>
-      <w:r>
-        <w:rPr>
-          <w:rFonts w:ascii="TH SarabunPSK" w:hAnsi="TH SarabunPSK" w:cs="TH SarabunPSK" w:hint="cs"/>
-          <w:sz w:val="32"/>
-          <w:szCs w:val="32"/>
-        </w:rPr>
-        <w:t xml:space="preserve"> ใดสร้างรายได้สูงที่สุด?</w:t>
+        <w:t xml:space="preserve">Q4  </w:t>
+      </w:r>
+      <w:r>
+        <w:rPr>
+          <w:rFonts w:ascii="TH SarabunPSK" w:hAnsi="TH SarabunPSK" w:cs="TH SarabunPSK" w:hint="cs"/>
+          <w:sz w:val="32"/>
+          <w:szCs w:val="32"/>
+        </w:rPr>
+        <w:t>หาลูกค้า Top 10 คนที่สร้างรายได้รวมสูงที่สุด พร้อม Region และ Segment</w:t>
       </w:r>
     </w:p>
     <w:p>
       <w:pPr>
-        <w:rPr>
-          <w:rFonts w:ascii="TH SarabunPSK" w:hAnsi="TH SarabunPSK" w:cs="TH SarabunPSK" w:hint="cs"/>
-          <w:sz w:val="32"/>
-          <w:szCs w:val="32"/>
+        <w:spacing w:after="0" w:line="240" w:lineRule="auto"/>
+        <w:rPr>
+          <w:rFonts w:ascii="TH SarabunPSK" w:hAnsi="TH SarabunPSK" w:cs="TH SarabunPSK"/>
+          <w:sz w:val="32"/>
+          <w:szCs w:val="32"/>
+          <w:lang w:bidi="th-TH"/>
+        </w:rPr>
+      </w:pPr>
+      <w:r>
+        <w:rPr>
+          <w:rFonts w:ascii="TH SarabunPSK" w:hAnsi="TH SarabunPSK" w:cs="TH SarabunPSK" w:hint="cs"/>
+          <w:sz w:val="32"/>
+          <w:szCs w:val="32"/>
+          <w:cs/>
+          <w:lang w:bidi="th-TH"/>
+        </w:rPr>
+        <w:t>ตอบ</w:t>
+      </w:r>
+      <w:r>
+        <w:rPr>
+          <w:rFonts w:ascii="TH SarabunPSK" w:hAnsi="TH SarabunPSK" w:cs="TH SarabunPSK"/>
+          <w:sz w:val="32"/>
+          <w:szCs w:val="32"/>
+          <w:lang w:bidi="th-TH"/>
+        </w:rPr>
+        <w:t xml:space="preserve"> </w:t>
+      </w:r>
+    </w:p>
+    <w:p>
+      <w:pPr>
+        <w:spacing w:after="0" w:line="240" w:lineRule="auto"/>
+        <w:jc w:val="center"/>
+        <w:rPr>
+          <w:rFonts w:ascii="TH SarabunPSK" w:hAnsi="TH SarabunPSK" w:cs="TH SarabunPSK"/>
+          <w:sz w:val="32"/>
+          <w:szCs w:val="32"/>
+          <w:lang w:bidi="th-TH"/>
+        </w:rPr>
+      </w:pPr>
+      <w:r>
+        <w:rPr>
+          <w:rFonts w:ascii="TH SarabunPSK" w:hAnsi="TH SarabunPSK" w:cs="TH SarabunPSK"/>
+          <w:noProof/>
+          <w:sz w:val="32"/>
+          <w:szCs w:val="32"/>
+          <w:lang w:bidi="th-TH"/>
+        </w:rPr>
+        <w:lastRenderedPageBreak/>
+        <w:drawing>
+          <wp:inline distT="0" distB="0" distL="0" distR="0" wp14:anchorId="3B30684E" wp14:editId="629CF88A">
+            <wp:extent cx="5052498" cy="2385267"/>
+            <wp:effectExtent l="0" t="0" r="0" b="0"/>
+            <wp:docPr id="2038657557" name="Picture 4"/>
+            <wp:cNvGraphicFramePr>
+              <a:graphicFrameLocks xmlns:a="http://schemas.openxmlformats.org/drawingml/2006/main" noChangeAspect="1"/>
+            </wp:cNvGraphicFramePr>
+            <a:graphic xmlns:a="http://schemas.openxmlformats.org/drawingml/2006/main">
+              <a:graphicData uri="http://schemas.openxmlformats.org/drawingml/2006/picture">
+                <pic:pic xmlns:pic="http://schemas.openxmlformats.org/drawingml/2006/picture">
+                  <pic:nvPicPr>
+                    <pic:cNvPr id="2038657557" name="Picture 2038657557"/>
+                    <pic:cNvPicPr/>
+                  </pic:nvPicPr>
+                  <pic:blipFill>
+                    <a:blip r:embed="rId11"/>
+                    <a:stretch>
+                      <a:fillRect/>
+                    </a:stretch>
+                  </pic:blipFill>
+                  <pic:spPr>
+                    <a:xfrm>
+                      <a:off x="0" y="0"/>
+                      <a:ext cx="5052498" cy="2385267"/>
+                    </a:xfrm>
+                    <a:prstGeom prst="rect">
+                      <a:avLst/>
+                    </a:prstGeom>
+                  </pic:spPr>
+                </pic:pic>
+              </a:graphicData>
+            </a:graphic>
+          </wp:inline>
+        </w:drawing>
+      </w:r>
+    </w:p>
+    <w:p>
+      <w:pPr>
+        <w:spacing w:after="0" w:line="240" w:lineRule="auto"/>
+        <w:jc w:val="center"/>
+        <w:rPr>
+          <w:rFonts w:ascii="TH SarabunPSK" w:hAnsi="TH SarabunPSK" w:cs="TH SarabunPSK" w:hint="cs"/>
+          <w:sz w:val="32"/>
+          <w:szCs w:val="32"/>
+          <w:lang w:bidi="th-TH"/>
+        </w:rPr>
+      </w:pPr>
+    </w:p>
+    <w:p>
+      <w:pPr>
+        <w:spacing w:after="0" w:line="240" w:lineRule="auto"/>
+        <w:rPr>
+          <w:rFonts w:ascii="TH SarabunPSK" w:hAnsi="TH SarabunPSK" w:cs="TH SarabunPSK"/>
+          <w:sz w:val="32"/>
+          <w:szCs w:val="32"/>
+          <w:lang w:bidi="th-TH"/>
         </w:rPr>
       </w:pPr>
       <w:r>
@@ -2293,9 +2603,125 @@
           <w:sz w:val="32"/>
           <w:szCs w:val="32"/>
         </w:rPr>
-        <w:t>Q</w:t>
-      </w:r>
-      <w:proofErr w:type="gramStart"/>
+        <w:t xml:space="preserve">Q5  </w:t>
+      </w:r>
+      <w:r>
+        <w:rPr>
+          <w:rFonts w:ascii="TH SarabunPSK" w:hAnsi="TH SarabunPSK" w:cs="TH SarabunPSK" w:hint="cs"/>
+          <w:sz w:val="32"/>
+          <w:szCs w:val="32"/>
+        </w:rPr>
+        <w:t>สำหรับแต่ละ Region ให้หาหมวดสินค้า (Category) ที่ทำรายได้สูงสุดอันดับ 1</w:t>
+      </w:r>
+    </w:p>
+    <w:p>
+      <w:pPr>
+        <w:spacing w:after="0" w:line="240" w:lineRule="auto"/>
+        <w:rPr>
+          <w:rFonts w:ascii="TH SarabunPSK" w:hAnsi="TH SarabunPSK" w:cs="TH SarabunPSK"/>
+          <w:sz w:val="32"/>
+          <w:szCs w:val="32"/>
+          <w:lang w:bidi="th-TH"/>
+        </w:rPr>
+      </w:pPr>
+      <w:r>
+        <w:rPr>
+          <w:rFonts w:ascii="TH SarabunPSK" w:hAnsi="TH SarabunPSK" w:cs="TH SarabunPSK" w:hint="cs"/>
+          <w:sz w:val="32"/>
+          <w:szCs w:val="32"/>
+          <w:cs/>
+          <w:lang w:bidi="th-TH"/>
+        </w:rPr>
+        <w:t>ตอบ</w:t>
+      </w:r>
+      <w:r>
+        <w:rPr>
+          <w:rFonts w:ascii="TH SarabunPSK" w:hAnsi="TH SarabunPSK" w:cs="TH SarabunPSK"/>
+          <w:sz w:val="32"/>
+          <w:szCs w:val="32"/>
+          <w:lang w:bidi="th-TH"/>
+        </w:rPr>
+        <w:t xml:space="preserve"> </w:t>
+      </w:r>
+    </w:p>
+    <w:p>
+      <w:pPr>
+        <w:spacing w:after="0" w:line="240" w:lineRule="auto"/>
+        <w:jc w:val="center"/>
+        <w:rPr>
+          <w:rFonts w:ascii="TH SarabunPSK" w:hAnsi="TH SarabunPSK" w:cs="TH SarabunPSK"/>
+          <w:sz w:val="32"/>
+          <w:szCs w:val="32"/>
+          <w:lang w:bidi="th-TH"/>
+        </w:rPr>
+      </w:pPr>
+      <w:r>
+        <w:rPr>
+          <w:rFonts w:ascii="TH SarabunPSK" w:hAnsi="TH SarabunPSK" w:cs="TH SarabunPSK"/>
+          <w:noProof/>
+          <w:sz w:val="32"/>
+          <w:szCs w:val="32"/>
+          <w:lang w:bidi="th-TH"/>
+        </w:rPr>
+        <w:drawing>
+          <wp:inline distT="0" distB="0" distL="0" distR="0" wp14:anchorId="3ACD7A30" wp14:editId="7CC5AC86">
+            <wp:extent cx="2781541" cy="1463167"/>
+            <wp:effectExtent l="0" t="0" r="0" b="3810"/>
+            <wp:docPr id="1489031276" name="Picture 5"/>
+            <wp:cNvGraphicFramePr>
+              <a:graphicFrameLocks xmlns:a="http://schemas.openxmlformats.org/drawingml/2006/main" noChangeAspect="1"/>
+            </wp:cNvGraphicFramePr>
+            <a:graphic xmlns:a="http://schemas.openxmlformats.org/drawingml/2006/main">
+              <a:graphicData uri="http://schemas.openxmlformats.org/drawingml/2006/picture">
+                <pic:pic xmlns:pic="http://schemas.openxmlformats.org/drawingml/2006/picture">
+                  <pic:nvPicPr>
+                    <pic:cNvPr id="1489031276" name="Picture 1489031276"/>
+                    <pic:cNvPicPr/>
+                  </pic:nvPicPr>
+                  <pic:blipFill>
+                    <a:blip r:embed="rId12"/>
+                    <a:stretch>
+                      <a:fillRect/>
+                    </a:stretch>
+                  </pic:blipFill>
+                  <pic:spPr>
+                    <a:xfrm>
+                      <a:off x="0" y="0"/>
+                      <a:ext cx="2781541" cy="1463167"/>
+                    </a:xfrm>
+                    <a:prstGeom prst="rect">
+                      <a:avLst/>
+                    </a:prstGeom>
+                  </pic:spPr>
+                </pic:pic>
+              </a:graphicData>
+            </a:graphic>
+          </wp:inline>
+        </w:drawing>
+      </w:r>
+    </w:p>
+    <w:p>
+      <w:pPr>
+        <w:spacing w:after="0" w:line="240" w:lineRule="auto"/>
+        <w:jc w:val="center"/>
+        <w:rPr>
+          <w:rFonts w:ascii="TH SarabunPSK" w:hAnsi="TH SarabunPSK" w:cs="TH SarabunPSK" w:hint="cs"/>
+          <w:sz w:val="32"/>
+          <w:szCs w:val="32"/>
+          <w:lang w:bidi="th-TH"/>
+        </w:rPr>
+      </w:pPr>
+    </w:p>
+    <w:p>
+      <w:pPr>
+        <w:spacing w:after="0" w:line="240" w:lineRule="auto"/>
+        <w:rPr>
+          <w:rFonts w:ascii="TH SarabunPSK" w:hAnsi="TH SarabunPSK" w:cs="TH SarabunPSK"/>
+          <w:sz w:val="32"/>
+          <w:szCs w:val="32"/>
+          <w:lang w:bidi="th-TH"/>
+        </w:rPr>
+      </w:pPr>
       <w:r>
         <w:rPr>
           <w:rFonts w:ascii="TH SarabunPSK" w:hAnsi="TH SarabunPSK" w:cs="TH SarabunPSK" w:hint="cs"/>
@@ -2304,469 +2730,368 @@
           <w:sz w:val="32"/>
           <w:szCs w:val="32"/>
         </w:rPr>
-        <w:t xml:space="preserve">3  </w:t>
-      </w:r>
-      <w:r>
-        <w:rPr>
-          <w:rFonts w:ascii="TH SarabunPSK" w:hAnsi="TH SarabunPSK" w:cs="TH SarabunPSK" w:hint="cs"/>
-          <w:sz w:val="32"/>
-          <w:szCs w:val="32"/>
-        </w:rPr>
-        <w:t>Customer</w:t>
-      </w:r>
-      <w:proofErr w:type="gramEnd"/>
-      <w:r>
-        <w:rPr>
-          <w:rFonts w:ascii="TH SarabunPSK" w:hAnsi="TH SarabunPSK" w:cs="TH SarabunPSK" w:hint="cs"/>
-          <w:sz w:val="32"/>
-          <w:szCs w:val="32"/>
-        </w:rPr>
-        <w:t xml:space="preserve"> Segment ใดมี Average Order Value สูงที่สุด?</w:t>
+        <w:t xml:space="preserve">Q6  </w:t>
+      </w:r>
+      <w:r>
+        <w:rPr>
+          <w:rFonts w:ascii="TH SarabunPSK" w:hAnsi="TH SarabunPSK" w:cs="TH SarabunPSK" w:hint="cs"/>
+          <w:sz w:val="32"/>
+          <w:szCs w:val="32"/>
+        </w:rPr>
+        <w:t>Bonus: เปลี่ยน Fact Table จาก 100,000 rows เป็น 1,000,000 rows</w:t>
+      </w:r>
+      <w:r>
+        <w:rPr>
+          <w:rFonts w:ascii="TH SarabunPSK" w:hAnsi="TH SarabunPSK" w:cs="TH SarabunPSK" w:hint="cs"/>
+          <w:sz w:val="32"/>
+          <w:szCs w:val="32"/>
+          <w:cs/>
+          <w:lang w:bidi="th-TH"/>
+        </w:rPr>
+        <w:t xml:space="preserve"> </w:t>
+      </w:r>
+      <w:r>
+        <w:rPr>
+          <w:rFonts w:ascii="TH SarabunPSK" w:hAnsi="TH SarabunPSK" w:cs="TH SarabunPSK" w:hint="cs"/>
+          <w:sz w:val="32"/>
+          <w:szCs w:val="32"/>
+        </w:rPr>
+        <w:t>แล้วเปรียบเทียบความรู้สึกด้านความเร็วในการ Query</w:t>
       </w:r>
     </w:p>
     <w:p>
       <w:pPr>
-        <w:rPr>
-          <w:rFonts w:ascii="TH SarabunPSK" w:hAnsi="TH SarabunPSK" w:cs="TH SarabunPSK" w:hint="cs"/>
-          <w:sz w:val="32"/>
-          <w:szCs w:val="32"/>
-        </w:rPr>
-      </w:pPr>
-      <w:r>
-        <w:rPr>
-          <w:rFonts w:ascii="TH SarabunPSK" w:hAnsi="TH SarabunPSK" w:cs="TH SarabunPSK" w:hint="cs"/>
-          <w:b/>
-          <w:color w:val="1F4E79"/>
-          <w:sz w:val="32"/>
-          <w:szCs w:val="32"/>
-        </w:rPr>
-        <w:t>Q</w:t>
-      </w:r>
-      <w:proofErr w:type="gramStart"/>
-      <w:r>
-        <w:rPr>
-          <w:rFonts w:ascii="TH SarabunPSK" w:hAnsi="TH SarabunPSK" w:cs="TH SarabunPSK" w:hint="cs"/>
-          <w:b/>
-          <w:color w:val="1F4E79"/>
-          <w:sz w:val="32"/>
-          <w:szCs w:val="32"/>
-        </w:rPr>
-        <w:t xml:space="preserve">4  </w:t>
-      </w:r>
-      <w:r>
-        <w:rPr>
-          <w:rFonts w:ascii="TH SarabunPSK" w:hAnsi="TH SarabunPSK" w:cs="TH SarabunPSK" w:hint="cs"/>
-          <w:sz w:val="32"/>
-          <w:szCs w:val="32"/>
-        </w:rPr>
-        <w:t>หาลูกค้า</w:t>
-      </w:r>
-      <w:proofErr w:type="gramEnd"/>
-      <w:r>
-        <w:rPr>
-          <w:rFonts w:ascii="TH SarabunPSK" w:hAnsi="TH SarabunPSK" w:cs="TH SarabunPSK" w:hint="cs"/>
-          <w:sz w:val="32"/>
-          <w:szCs w:val="32"/>
-        </w:rPr>
-        <w:t xml:space="preserve"> Top 10 คนที่สร้างรายได้รวมสูงที่สุด พร้อม Region และ Segment</w:t>
+        <w:spacing w:after="0" w:line="240" w:lineRule="auto"/>
+        <w:rPr>
+          <w:rFonts w:ascii="TH SarabunPSK" w:hAnsi="TH SarabunPSK" w:cs="TH SarabunPSK"/>
+          <w:sz w:val="32"/>
+          <w:szCs w:val="32"/>
+          <w:lang w:bidi="th-TH"/>
+        </w:rPr>
+      </w:pPr>
+      <w:r>
+        <w:rPr>
+          <w:rFonts w:ascii="TH SarabunPSK" w:hAnsi="TH SarabunPSK" w:cs="TH SarabunPSK" w:hint="cs"/>
+          <w:sz w:val="32"/>
+          <w:szCs w:val="32"/>
+          <w:cs/>
+          <w:lang w:bidi="th-TH"/>
+        </w:rPr>
+        <w:t>ตอบ</w:t>
       </w:r>
     </w:p>
     <w:p>
       <w:pPr>
-        <w:rPr>
-          <w:rFonts w:ascii="TH SarabunPSK" w:hAnsi="TH SarabunPSK" w:cs="TH SarabunPSK" w:hint="cs"/>
-          <w:sz w:val="32"/>
-          <w:szCs w:val="32"/>
-        </w:rPr>
-      </w:pPr>
-      <w:r>
-        <w:rPr>
-          <w:rFonts w:ascii="TH SarabunPSK" w:hAnsi="TH SarabunPSK" w:cs="TH SarabunPSK" w:hint="cs"/>
-          <w:b/>
-          <w:color w:val="1F4E79"/>
-          <w:sz w:val="32"/>
-          <w:szCs w:val="32"/>
-        </w:rPr>
-        <w:t>Q</w:t>
-      </w:r>
-      <w:proofErr w:type="gramStart"/>
-      <w:r>
-        <w:rPr>
-          <w:rFonts w:ascii="TH SarabunPSK" w:hAnsi="TH SarabunPSK" w:cs="TH SarabunPSK" w:hint="cs"/>
-          <w:b/>
-          <w:color w:val="1F4E79"/>
-          <w:sz w:val="32"/>
-          <w:szCs w:val="32"/>
-        </w:rPr>
-        <w:t xml:space="preserve">5  </w:t>
-      </w:r>
-      <w:r>
-        <w:rPr>
-          <w:rFonts w:ascii="TH SarabunPSK" w:hAnsi="TH SarabunPSK" w:cs="TH SarabunPSK" w:hint="cs"/>
-          <w:sz w:val="32"/>
-          <w:szCs w:val="32"/>
-        </w:rPr>
-        <w:t>สำหรับแต่ละ</w:t>
-      </w:r>
-      <w:proofErr w:type="gramEnd"/>
-      <w:r>
-        <w:rPr>
-          <w:rFonts w:ascii="TH SarabunPSK" w:hAnsi="TH SarabunPSK" w:cs="TH SarabunPSK" w:hint="cs"/>
-          <w:sz w:val="32"/>
-          <w:szCs w:val="32"/>
-        </w:rPr>
-        <w:t xml:space="preserve"> Region ให้หาหมวดสินค้า (Category) ที่ทำรายได้สูงสุดอันดับ 1</w:t>
+        <w:spacing w:after="0" w:line="240" w:lineRule="auto"/>
+        <w:jc w:val="center"/>
+        <w:rPr>
+          <w:rFonts w:ascii="TH SarabunPSK" w:hAnsi="TH SarabunPSK" w:cs="TH SarabunPSK" w:hint="cs"/>
+          <w:sz w:val="32"/>
+          <w:szCs w:val="32"/>
+          <w:lang w:bidi="th-TH"/>
+        </w:rPr>
+      </w:pPr>
+      <w:r>
+        <w:rPr>
+          <w:rFonts w:ascii="TH SarabunPSK" w:hAnsi="TH SarabunPSK" w:cs="TH SarabunPSK"/>
+          <w:sz w:val="32"/>
+          <w:szCs w:val="32"/>
+          <w:lang w:bidi="th-TH"/>
+        </w:rPr>
+        <w:drawing>
+          <wp:inline distT="0" distB="0" distL="0" distR="0" wp14:anchorId="69A47F68" wp14:editId="7397D31F">
+            <wp:extent cx="6492240" cy="2393950"/>
+            <wp:effectExtent l="0" t="0" r="3810" b="6350"/>
+            <wp:docPr id="2076872814" name="Picture 1"/>
+            <wp:cNvGraphicFramePr>
+              <a:graphicFrameLocks xmlns:a="http://schemas.openxmlformats.org/drawingml/2006/main" noChangeAspect="1"/>
+            </wp:cNvGraphicFramePr>
+            <a:graphic xmlns:a="http://schemas.openxmlformats.org/drawingml/2006/main">
+              <a:graphicData uri="http://schemas.openxmlformats.org/drawingml/2006/picture">
+                <pic:pic xmlns:pic="http://schemas.openxmlformats.org/drawingml/2006/picture">
+                  <pic:nvPicPr>
+                    <pic:cNvPr id="2076872814" name=""/>
+                    <pic:cNvPicPr/>
+                  </pic:nvPicPr>
+                  <pic:blipFill>
+                    <a:blip r:embed="rId13"/>
+                    <a:stretch>
+                      <a:fillRect/>
+                    </a:stretch>
+                  </pic:blipFill>
+                  <pic:spPr>
+                    <a:xfrm>
+                      <a:off x="0" y="0"/>
+                      <a:ext cx="6492240" cy="2393950"/>
+                    </a:xfrm>
+                    <a:prstGeom prst="rect">
+                      <a:avLst/>
+                    </a:prstGeom>
+                  </pic:spPr>
+                </pic:pic>
+              </a:graphicData>
+            </a:graphic>
+          </wp:inline>
+        </w:drawing>
       </w:r>
     </w:p>
     <w:p>
       <w:pPr>
-        <w:rPr>
-          <w:rFonts w:ascii="TH SarabunPSK" w:hAnsi="TH SarabunPSK" w:cs="TH SarabunPSK" w:hint="cs"/>
-          <w:sz w:val="32"/>
-          <w:szCs w:val="32"/>
-        </w:rPr>
-      </w:pPr>
-      <w:r>
-        <w:rPr>
-          <w:rFonts w:ascii="TH SarabunPSK" w:hAnsi="TH SarabunPSK" w:cs="TH SarabunPSK" w:hint="cs"/>
-          <w:b/>
-          <w:color w:val="1F4E79"/>
-          <w:sz w:val="32"/>
-          <w:szCs w:val="32"/>
-        </w:rPr>
-        <w:t>Q</w:t>
-      </w:r>
-      <w:proofErr w:type="gramStart"/>
-      <w:r>
-        <w:rPr>
-          <w:rFonts w:ascii="TH SarabunPSK" w:hAnsi="TH SarabunPSK" w:cs="TH SarabunPSK" w:hint="cs"/>
-          <w:b/>
-          <w:color w:val="1F4E79"/>
-          <w:sz w:val="32"/>
-          <w:szCs w:val="32"/>
-        </w:rPr>
-        <w:t xml:space="preserve">6  </w:t>
-      </w:r>
-      <w:r>
-        <w:rPr>
-          <w:rFonts w:ascii="TH SarabunPSK" w:hAnsi="TH SarabunPSK" w:cs="TH SarabunPSK" w:hint="cs"/>
-          <w:sz w:val="32"/>
-          <w:szCs w:val="32"/>
-        </w:rPr>
-        <w:t>Bonus</w:t>
-      </w:r>
-      <w:proofErr w:type="gramEnd"/>
-      <w:r>
-        <w:rPr>
-          <w:rFonts w:ascii="TH SarabunPSK" w:hAnsi="TH SarabunPSK" w:cs="TH SarabunPSK" w:hint="cs"/>
-          <w:sz w:val="32"/>
-          <w:szCs w:val="32"/>
-        </w:rPr>
-        <w:t>: เปลี่ยน Fact Table จาก 100,000 rows เป็น 1,000,000 rows แล้วเปรียบเทียบความรู้สึกด้านความเร็วในการ Query</w:t>
+        <w:pStyle w:val="Heading1"/>
+        <w:spacing w:line="240" w:lineRule="auto"/>
+        <w:rPr>
+          <w:rFonts w:ascii="TH SarabunPSK" w:hAnsi="TH SarabunPSK" w:cs="TH SarabunPSK"/>
+          <w:sz w:val="32"/>
+          <w:szCs w:val="32"/>
+        </w:rPr>
+      </w:pPr>
+      <w:r>
+        <w:rPr>
+          <w:rFonts w:ascii="TH SarabunPSK" w:hAnsi="TH SarabunPSK" w:cs="TH SarabunPSK" w:hint="cs"/>
+          <w:sz w:val="32"/>
+          <w:szCs w:val="32"/>
+        </w:rPr>
+        <w:lastRenderedPageBreak/>
+        <w:t>8. Hint สำหรับ Challenge</w:t>
       </w:r>
     </w:p>
     <w:p>
       <w:pPr>
-        <w:pStyle w:val="Heading1"/>
-        <w:rPr>
-          <w:rFonts w:ascii="TH SarabunPSK" w:hAnsi="TH SarabunPSK" w:cs="TH SarabunPSK" w:hint="cs"/>
-          <w:sz w:val="32"/>
-          <w:szCs w:val="32"/>
-        </w:rPr>
-      </w:pPr>
-      <w:r>
-        <w:rPr>
-          <w:rFonts w:ascii="TH SarabunPSK" w:hAnsi="TH SarabunPSK" w:cs="TH SarabunPSK" w:hint="cs"/>
-          <w:sz w:val="32"/>
-          <w:szCs w:val="32"/>
-        </w:rPr>
-        <w:lastRenderedPageBreak/>
-        <w:t>8. Hint สำหรับ Challenge</w:t>
+        <w:pStyle w:val="CodeBlock"/>
+        <w:shd w:val="clear" w:color="auto" w:fill="F5F7FA"/>
+        <w:spacing w:after="0" w:line="240" w:lineRule="auto"/>
+        <w:rPr>
+          <w:rFonts w:ascii="TH SarabunPSK" w:hAnsi="TH SarabunPSK" w:cs="TH SarabunPSK"/>
+          <w:sz w:val="32"/>
+          <w:szCs w:val="32"/>
+        </w:rPr>
+      </w:pPr>
+      <w:r>
+        <w:rPr>
+          <w:rFonts w:ascii="TH SarabunPSK" w:hAnsi="TH SarabunPSK" w:cs="TH SarabunPSK" w:hint="cs"/>
+          <w:sz w:val="32"/>
+          <w:szCs w:val="32"/>
+        </w:rPr>
+        <w:t>-- ตัวอย่างโครงสร้าง Query ที่นำไปประยุกต์ได้</w:t>
+      </w:r>
+      <w:r>
+        <w:rPr>
+          <w:rFonts w:ascii="TH SarabunPSK" w:hAnsi="TH SarabunPSK" w:cs="TH SarabunPSK" w:hint="cs"/>
+          <w:sz w:val="32"/>
+          <w:szCs w:val="32"/>
+        </w:rPr>
+        <w:br/>
+        <w:t>SELECT</w:t>
+      </w:r>
+      <w:r>
+        <w:rPr>
+          <w:rFonts w:ascii="TH SarabunPSK" w:hAnsi="TH SarabunPSK" w:cs="TH SarabunPSK" w:hint="cs"/>
+          <w:sz w:val="32"/>
+          <w:szCs w:val="32"/>
+        </w:rPr>
+        <w:br/>
+        <w:t xml:space="preserve">    &lt;dimension&gt;,</w:t>
+      </w:r>
+      <w:r>
+        <w:rPr>
+          <w:rFonts w:ascii="TH SarabunPSK" w:hAnsi="TH SarabunPSK" w:cs="TH SarabunPSK" w:hint="cs"/>
+          <w:sz w:val="32"/>
+          <w:szCs w:val="32"/>
+        </w:rPr>
+        <w:br/>
+        <w:t xml:space="preserve">    COUNT(*) AS transactions,</w:t>
+      </w:r>
+      <w:r>
+        <w:rPr>
+          <w:rFonts w:ascii="TH SarabunPSK" w:hAnsi="TH SarabunPSK" w:cs="TH SarabunPSK" w:hint="cs"/>
+          <w:sz w:val="32"/>
+          <w:szCs w:val="32"/>
+        </w:rPr>
+        <w:br/>
+        <w:t xml:space="preserve">    SUM(amount) AS revenue,</w:t>
+      </w:r>
+      <w:r>
+        <w:rPr>
+          <w:rFonts w:ascii="TH SarabunPSK" w:hAnsi="TH SarabunPSK" w:cs="TH SarabunPSK" w:hint="cs"/>
+          <w:sz w:val="32"/>
+          <w:szCs w:val="32"/>
+        </w:rPr>
+        <w:br/>
+        <w:t xml:space="preserve">    AVG(amount) AS avg_order_value</w:t>
+      </w:r>
+      <w:r>
+        <w:rPr>
+          <w:rFonts w:ascii="TH SarabunPSK" w:hAnsi="TH SarabunPSK" w:cs="TH SarabunPSK" w:hint="cs"/>
+          <w:sz w:val="32"/>
+          <w:szCs w:val="32"/>
+        </w:rPr>
+        <w:br/>
+        <w:t>FROM sales</w:t>
+      </w:r>
+      <w:r>
+        <w:rPr>
+          <w:rFonts w:ascii="TH SarabunPSK" w:hAnsi="TH SarabunPSK" w:cs="TH SarabunPSK" w:hint="cs"/>
+          <w:sz w:val="32"/>
+          <w:szCs w:val="32"/>
+        </w:rPr>
+        <w:br/>
+        <w:t>JOIN &lt;dimension_table&gt; ON ...</w:t>
+      </w:r>
+      <w:r>
+        <w:rPr>
+          <w:rFonts w:ascii="TH SarabunPSK" w:hAnsi="TH SarabunPSK" w:cs="TH SarabunPSK" w:hint="cs"/>
+          <w:sz w:val="32"/>
+          <w:szCs w:val="32"/>
+        </w:rPr>
+        <w:br/>
+        <w:t>GROUP BY &lt;dimension&gt;</w:t>
+      </w:r>
+      <w:r>
+        <w:rPr>
+          <w:rFonts w:ascii="TH SarabunPSK" w:hAnsi="TH SarabunPSK" w:cs="TH SarabunPSK" w:hint="cs"/>
+          <w:sz w:val="32"/>
+          <w:szCs w:val="32"/>
+        </w:rPr>
+        <w:br/>
+        <w:t>ORDER BY revenue DESC;</w:t>
       </w:r>
     </w:p>
     <w:p>
       <w:pPr>
+        <w:pStyle w:val="Heading1"/>
+        <w:spacing w:line="240" w:lineRule="auto"/>
+        <w:rPr>
+          <w:rFonts w:ascii="TH SarabunPSK" w:hAnsi="TH SarabunPSK" w:cs="TH SarabunPSK"/>
+          <w:sz w:val="32"/>
+          <w:szCs w:val="32"/>
+        </w:rPr>
+      </w:pPr>
+      <w:r>
+        <w:rPr>
+          <w:rFonts w:ascii="TH SarabunPSK" w:hAnsi="TH SarabunPSK" w:cs="TH SarabunPSK" w:hint="cs"/>
+          <w:sz w:val="32"/>
+          <w:szCs w:val="32"/>
+        </w:rPr>
+        <w:t xml:space="preserve">9. ทดลอง Scale Up: จาก 100K </w:t>
+      </w:r>
+      <w:r>
+        <w:rPr>
+          <w:rFonts w:ascii="Arial" w:hAnsi="Arial" w:cs="Arial"/>
+          <w:sz w:val="32"/>
+          <w:szCs w:val="32"/>
+        </w:rPr>
+        <w:t>→</w:t>
+      </w:r>
+      <w:r>
+        <w:rPr>
+          <w:rFonts w:ascii="TH SarabunPSK" w:hAnsi="TH SarabunPSK" w:cs="TH SarabunPSK" w:hint="cs"/>
+          <w:sz w:val="32"/>
+          <w:szCs w:val="32"/>
+        </w:rPr>
+        <w:t xml:space="preserve"> 1M Rows</w:t>
+      </w:r>
+    </w:p>
+    <w:p>
+      <w:pPr>
+        <w:spacing w:after="0" w:line="240" w:lineRule="auto"/>
+        <w:rPr>
+          <w:rFonts w:ascii="TH SarabunPSK" w:hAnsi="TH SarabunPSK" w:cs="TH SarabunPSK"/>
+          <w:sz w:val="32"/>
+          <w:szCs w:val="32"/>
+        </w:rPr>
+      </w:pPr>
+      <w:r>
+        <w:rPr>
+          <w:rFonts w:ascii="TH SarabunPSK" w:hAnsi="TH SarabunPSK" w:cs="TH SarabunPSK" w:hint="cs"/>
+          <w:sz w:val="32"/>
+          <w:szCs w:val="32"/>
+        </w:rPr>
+        <w:t>ให้เปลี่ยน range(1, 100001) ในคำสั่งสร้าง sales เป็น range(1, 1000001) แล้วรัน Query KPI และ GROUP BY ซ้ำ เพื่อสังเกตพฤติกรรมของ analytical database</w:t>
+      </w:r>
+    </w:p>
+    <w:p>
+      <w:pPr>
         <w:pStyle w:val="CodeBlock"/>
         <w:shd w:val="clear" w:color="auto" w:fill="F5F7FA"/>
-        <w:rPr>
-          <w:rFonts w:ascii="TH SarabunPSK" w:hAnsi="TH SarabunPSK" w:cs="TH SarabunPSK" w:hint="cs"/>
-          <w:sz w:val="32"/>
-          <w:szCs w:val="32"/>
-        </w:rPr>
-      </w:pPr>
-      <w:r>
-        <w:rPr>
-          <w:rFonts w:ascii="TH SarabunPSK" w:hAnsi="TH SarabunPSK" w:cs="TH SarabunPSK" w:hint="cs"/>
-          <w:sz w:val="32"/>
-          <w:szCs w:val="32"/>
-        </w:rPr>
-        <w:t>-- ตัวอย่างโครงสร้าง Query ที่นำไปประยุกต์ได้</w:t>
-      </w:r>
-      <w:r>
-        <w:rPr>
-          <w:rFonts w:ascii="TH SarabunPSK" w:hAnsi="TH SarabunPSK" w:cs="TH SarabunPSK" w:hint="cs"/>
-          <w:sz w:val="32"/>
-          <w:szCs w:val="32"/>
-        </w:rPr>
-        <w:br/>
-        <w:t>SELECT</w:t>
-      </w:r>
-      <w:r>
-        <w:rPr>
-          <w:rFonts w:ascii="TH SarabunPSK" w:hAnsi="TH SarabunPSK" w:cs="TH SarabunPSK" w:hint="cs"/>
-          <w:sz w:val="32"/>
-          <w:szCs w:val="32"/>
-        </w:rPr>
-        <w:br/>
-        <w:t xml:space="preserve">    &lt;dimension&gt;,</w:t>
-      </w:r>
-      <w:r>
-        <w:rPr>
-          <w:rFonts w:ascii="TH SarabunPSK" w:hAnsi="TH SarabunPSK" w:cs="TH SarabunPSK" w:hint="cs"/>
-          <w:sz w:val="32"/>
-          <w:szCs w:val="32"/>
-        </w:rPr>
-        <w:br/>
-        <w:t xml:space="preserve">    </w:t>
-      </w:r>
-      <w:proofErr w:type="gramStart"/>
-      <w:r>
-        <w:rPr>
-          <w:rFonts w:ascii="TH SarabunPSK" w:hAnsi="TH SarabunPSK" w:cs="TH SarabunPSK" w:hint="cs"/>
-          <w:sz w:val="32"/>
-          <w:szCs w:val="32"/>
-        </w:rPr>
-        <w:t>COUNT(</w:t>
-      </w:r>
-      <w:proofErr w:type="gramEnd"/>
-      <w:r>
-        <w:rPr>
-          <w:rFonts w:ascii="TH SarabunPSK" w:hAnsi="TH SarabunPSK" w:cs="TH SarabunPSK" w:hint="cs"/>
-          <w:sz w:val="32"/>
-          <w:szCs w:val="32"/>
-        </w:rPr>
-        <w:t>*) AS transactions,</w:t>
-      </w:r>
-      <w:r>
-        <w:rPr>
-          <w:rFonts w:ascii="TH SarabunPSK" w:hAnsi="TH SarabunPSK" w:cs="TH SarabunPSK" w:hint="cs"/>
-          <w:sz w:val="32"/>
-          <w:szCs w:val="32"/>
-        </w:rPr>
-        <w:br/>
-        <w:t xml:space="preserve">    SUM(amount) AS revenue,</w:t>
-      </w:r>
-      <w:r>
-        <w:rPr>
-          <w:rFonts w:ascii="TH SarabunPSK" w:hAnsi="TH SarabunPSK" w:cs="TH SarabunPSK" w:hint="cs"/>
-          <w:sz w:val="32"/>
-          <w:szCs w:val="32"/>
-        </w:rPr>
-        <w:br/>
-        <w:t xml:space="preserve">    AVG(amount) AS avg_order_value</w:t>
-      </w:r>
-      <w:r>
-        <w:rPr>
-          <w:rFonts w:ascii="TH SarabunPSK" w:hAnsi="TH SarabunPSK" w:cs="TH SarabunPSK" w:hint="cs"/>
-          <w:sz w:val="32"/>
-          <w:szCs w:val="32"/>
-        </w:rPr>
-        <w:br/>
-        <w:t>FROM sales</w:t>
-      </w:r>
-      <w:r>
-        <w:rPr>
-          <w:rFonts w:ascii="TH SarabunPSK" w:hAnsi="TH SarabunPSK" w:cs="TH SarabunPSK" w:hint="cs"/>
-          <w:sz w:val="32"/>
-          <w:szCs w:val="32"/>
-        </w:rPr>
-        <w:br/>
-        <w:t>JOIN &lt;dimension_table&gt; ON ...</w:t>
-      </w:r>
-      <w:r>
-        <w:rPr>
-          <w:rFonts w:ascii="TH SarabunPSK" w:hAnsi="TH SarabunPSK" w:cs="TH SarabunPSK" w:hint="cs"/>
-          <w:sz w:val="32"/>
-          <w:szCs w:val="32"/>
-        </w:rPr>
-        <w:br/>
-        <w:t>GROUP BY &lt;dimension&gt;</w:t>
-      </w:r>
-      <w:r>
-        <w:rPr>
-          <w:rFonts w:ascii="TH SarabunPSK" w:hAnsi="TH SarabunPSK" w:cs="TH SarabunPSK" w:hint="cs"/>
-          <w:sz w:val="32"/>
-          <w:szCs w:val="32"/>
-        </w:rPr>
-        <w:br/>
-        <w:t>ORDER BY revenue DESC;</w:t>
+        <w:spacing w:after="0" w:line="240" w:lineRule="auto"/>
+        <w:rPr>
+          <w:rFonts w:ascii="TH SarabunPSK" w:hAnsi="TH SarabunPSK" w:cs="TH SarabunPSK"/>
+          <w:sz w:val="32"/>
+          <w:szCs w:val="32"/>
+        </w:rPr>
+      </w:pPr>
+      <w:r>
+        <w:rPr>
+          <w:rFonts w:ascii="TH SarabunPSK" w:hAnsi="TH SarabunPSK" w:cs="TH SarabunPSK" w:hint="cs"/>
+          <w:sz w:val="32"/>
+          <w:szCs w:val="32"/>
+        </w:rPr>
+        <w:t>SELECT COUNT(*) FROM sales;</w:t>
       </w:r>
     </w:p>
     <w:p>
       <w:pPr>
-        <w:pStyle w:val="Heading1"/>
-        <w:rPr>
-          <w:rFonts w:ascii="TH SarabunPSK" w:hAnsi="TH SarabunPSK" w:cs="TH SarabunPSK" w:hint="cs"/>
-          <w:sz w:val="32"/>
-          <w:szCs w:val="32"/>
-        </w:rPr>
-      </w:pPr>
-      <w:r>
-        <w:rPr>
-          <w:rFonts w:ascii="TH SarabunPSK" w:hAnsi="TH SarabunPSK" w:cs="TH SarabunPSK" w:hint="cs"/>
-          <w:sz w:val="32"/>
-          <w:szCs w:val="32"/>
-        </w:rPr>
-        <w:t xml:space="preserve">9. ทดลอง Scale Up: จาก 100K </w:t>
-      </w:r>
-      <w:r>
-        <w:rPr>
-          <w:rFonts w:ascii="Arial" w:hAnsi="Arial" w:cs="Arial"/>
-          <w:sz w:val="32"/>
-          <w:szCs w:val="32"/>
-        </w:rPr>
-        <w:t>→</w:t>
-      </w:r>
-      <w:r>
-        <w:rPr>
-          <w:rFonts w:ascii="TH SarabunPSK" w:hAnsi="TH SarabunPSK" w:cs="TH SarabunPSK" w:hint="cs"/>
-          <w:sz w:val="32"/>
-          <w:szCs w:val="32"/>
-        </w:rPr>
-        <w:t xml:space="preserve"> 1M Rows</w:t>
+        <w:pStyle w:val="ListBullet"/>
+        <w:spacing w:after="0" w:line="240" w:lineRule="auto"/>
+        <w:rPr>
+          <w:rFonts w:ascii="TH SarabunPSK" w:hAnsi="TH SarabunPSK" w:cs="TH SarabunPSK"/>
+          <w:sz w:val="32"/>
+          <w:szCs w:val="32"/>
+        </w:rPr>
+      </w:pPr>
+      <w:r>
+        <w:rPr>
+          <w:rFonts w:ascii="TH SarabunPSK" w:hAnsi="TH SarabunPSK" w:cs="TH SarabunPSK" w:hint="cs"/>
+          <w:sz w:val="32"/>
+          <w:szCs w:val="32"/>
+        </w:rPr>
+        <w:t>DuckDB ถูกออกแบบมาสำหรับ analytical workload และประมวลผลแบบ column-oriented/vectorized</w:t>
       </w:r>
     </w:p>
     <w:p>
       <w:pPr>
-        <w:rPr>
-          <w:rFonts w:ascii="TH SarabunPSK" w:hAnsi="TH SarabunPSK" w:cs="TH SarabunPSK" w:hint="cs"/>
-          <w:sz w:val="32"/>
-          <w:szCs w:val="32"/>
-        </w:rPr>
-      </w:pPr>
-      <w:r>
-        <w:rPr>
-          <w:rFonts w:ascii="TH SarabunPSK" w:hAnsi="TH SarabunPSK" w:cs="TH SarabunPSK" w:hint="cs"/>
-          <w:sz w:val="32"/>
-          <w:szCs w:val="32"/>
-        </w:rPr>
-        <w:t xml:space="preserve">ให้เปลี่ยน </w:t>
-      </w:r>
-      <w:proofErr w:type="gramStart"/>
-      <w:r>
-        <w:rPr>
-          <w:rFonts w:ascii="TH SarabunPSK" w:hAnsi="TH SarabunPSK" w:cs="TH SarabunPSK" w:hint="cs"/>
-          <w:sz w:val="32"/>
-          <w:szCs w:val="32"/>
-        </w:rPr>
-        <w:t>range(</w:t>
-      </w:r>
-      <w:proofErr w:type="gramEnd"/>
-      <w:r>
-        <w:rPr>
-          <w:rFonts w:ascii="TH SarabunPSK" w:hAnsi="TH SarabunPSK" w:cs="TH SarabunPSK" w:hint="cs"/>
-          <w:sz w:val="32"/>
-          <w:szCs w:val="32"/>
-        </w:rPr>
-        <w:t>1, 100001) ในคำสั่งสร้าง sales เป็น range(1, 1000001) แล้วรัน Query KPI และ GROUP BY ซ้ำ เพื่อสังเกตพฤติกรรมของ analytical database</w:t>
+        <w:pStyle w:val="ListBullet"/>
+        <w:spacing w:after="0" w:line="240" w:lineRule="auto"/>
+        <w:rPr>
+          <w:rFonts w:ascii="TH SarabunPSK" w:hAnsi="TH SarabunPSK" w:cs="TH SarabunPSK"/>
+          <w:sz w:val="32"/>
+          <w:szCs w:val="32"/>
+        </w:rPr>
+      </w:pPr>
+      <w:r>
+        <w:rPr>
+          <w:rFonts w:ascii="TH SarabunPSK" w:hAnsi="TH SarabunPSK" w:cs="TH SarabunPSK" w:hint="cs"/>
+          <w:sz w:val="32"/>
+          <w:szCs w:val="32"/>
+        </w:rPr>
+        <w:t>งานลักษณะนี้แตกต่างจาก OLTP ที่เน้น INSERT/UPDATE ราย transaction</w:t>
       </w:r>
     </w:p>
     <w:p>
       <w:pPr>
-        <w:pStyle w:val="CodeBlock"/>
-        <w:shd w:val="clear" w:color="auto" w:fill="F5F7FA"/>
-        <w:rPr>
-          <w:rFonts w:ascii="TH SarabunPSK" w:hAnsi="TH SarabunPSK" w:cs="TH SarabunPSK" w:hint="cs"/>
-          <w:sz w:val="32"/>
-          <w:szCs w:val="32"/>
-        </w:rPr>
-      </w:pPr>
-      <w:r>
-        <w:rPr>
-          <w:rFonts w:ascii="TH SarabunPSK" w:hAnsi="TH SarabunPSK" w:cs="TH SarabunPSK" w:hint="cs"/>
-          <w:sz w:val="32"/>
-          <w:szCs w:val="32"/>
-        </w:rPr>
-        <w:t xml:space="preserve">SELECT </w:t>
-      </w:r>
-      <w:proofErr w:type="gramStart"/>
-      <w:r>
-        <w:rPr>
-          <w:rFonts w:ascii="TH SarabunPSK" w:hAnsi="TH SarabunPSK" w:cs="TH SarabunPSK" w:hint="cs"/>
-          <w:sz w:val="32"/>
-          <w:szCs w:val="32"/>
-        </w:rPr>
-        <w:t>COUNT(</w:t>
-      </w:r>
-      <w:proofErr w:type="gramEnd"/>
-      <w:r>
-        <w:rPr>
-          <w:rFonts w:ascii="TH SarabunPSK" w:hAnsi="TH SarabunPSK" w:cs="TH SarabunPSK" w:hint="cs"/>
-          <w:sz w:val="32"/>
-          <w:szCs w:val="32"/>
-        </w:rPr>
-        <w:t>*) FROM sales;</w:t>
+        <w:pStyle w:val="ListBullet"/>
+        <w:spacing w:after="0" w:line="240" w:lineRule="auto"/>
+        <w:rPr>
+          <w:rFonts w:ascii="TH SarabunPSK" w:hAnsi="TH SarabunPSK" w:cs="TH SarabunPSK"/>
+          <w:sz w:val="32"/>
+          <w:szCs w:val="32"/>
+        </w:rPr>
+      </w:pPr>
+      <w:r>
+        <w:rPr>
+          <w:rFonts w:ascii="TH SarabunPSK" w:hAnsi="TH SarabunPSK" w:cs="TH SarabunPSK" w:hint="cs"/>
+          <w:sz w:val="32"/>
+          <w:szCs w:val="32"/>
+        </w:rPr>
+        <w:t>แนวคิดเดียวกันสามารถต่อยอดไปยัง Cloud Data Warehouse เช่น BigQuery, Snowflake และ Redshift ได้</w:t>
       </w:r>
     </w:p>
     <w:p>
       <w:pPr>
-        <w:pStyle w:val="ListBullet"/>
-        <w:rPr>
-          <w:rFonts w:ascii="TH SarabunPSK" w:hAnsi="TH SarabunPSK" w:cs="TH SarabunPSK" w:hint="cs"/>
-          <w:sz w:val="32"/>
-          <w:szCs w:val="32"/>
-        </w:rPr>
-      </w:pPr>
-      <w:r>
-        <w:rPr>
-          <w:rFonts w:ascii="TH SarabunPSK" w:hAnsi="TH SarabunPSK" w:cs="TH SarabunPSK" w:hint="cs"/>
-          <w:sz w:val="32"/>
-          <w:szCs w:val="32"/>
-        </w:rPr>
-        <w:t>DuckDB ถูกออกแบบมาสำหรับ analytical workload และประมวลผลแบบ column-oriented/vectorized</w:t>
-      </w:r>
-    </w:p>
-    <w:p>
-      <w:pPr>
-        <w:pStyle w:val="ListBullet"/>
-        <w:rPr>
-          <w:rFonts w:ascii="TH SarabunPSK" w:hAnsi="TH SarabunPSK" w:cs="TH SarabunPSK" w:hint="cs"/>
-          <w:sz w:val="32"/>
-          <w:szCs w:val="32"/>
-        </w:rPr>
-      </w:pPr>
-      <w:r>
-        <w:rPr>
-          <w:rFonts w:ascii="TH SarabunPSK" w:hAnsi="TH SarabunPSK" w:cs="TH SarabunPSK" w:hint="cs"/>
-          <w:sz w:val="32"/>
-          <w:szCs w:val="32"/>
-        </w:rPr>
-        <w:t>งานลักษณะนี้แตกต่างจาก OLTP ที่เน้น INSERT/UPDATE ราย transaction</w:t>
-      </w:r>
-    </w:p>
-    <w:p>
-      <w:pPr>
-        <w:pStyle w:val="ListBullet"/>
-        <w:rPr>
-          <w:rFonts w:ascii="TH SarabunPSK" w:hAnsi="TH SarabunPSK" w:cs="TH SarabunPSK" w:hint="cs"/>
-          <w:sz w:val="32"/>
-          <w:szCs w:val="32"/>
-        </w:rPr>
-      </w:pPr>
-      <w:r>
-        <w:rPr>
-          <w:rFonts w:ascii="TH SarabunPSK" w:hAnsi="TH SarabunPSK" w:cs="TH SarabunPSK" w:hint="cs"/>
-          <w:sz w:val="32"/>
-          <w:szCs w:val="32"/>
-        </w:rPr>
-        <w:t>แนวคิดเดียวกันสามารถต่อยอดไปยัง Cloud Data Warehouse เช่น BigQuery, Snowflake และ Redshift ได้</w:t>
-      </w:r>
-    </w:p>
-    <w:p>
-      <w:pPr>
         <w:pStyle w:val="Heading1"/>
-        <w:rPr>
-          <w:rFonts w:ascii="TH SarabunPSK" w:hAnsi="TH SarabunPSK" w:cs="TH SarabunPSK" w:hint="cs"/>
+        <w:spacing w:line="240" w:lineRule="auto"/>
+        <w:rPr>
+          <w:rFonts w:ascii="TH SarabunPSK" w:hAnsi="TH SarabunPSK" w:cs="TH SarabunPSK"/>
           <w:sz w:val="32"/>
           <w:szCs w:val="32"/>
         </w:rPr>
@@ -2804,7 +3129,7 @@
           <w:p>
             <w:pPr>
               <w:rPr>
-                <w:rFonts w:ascii="TH SarabunPSK" w:hAnsi="TH SarabunPSK" w:cs="TH SarabunPSK" w:hint="cs"/>
+                <w:rFonts w:ascii="TH SarabunPSK" w:hAnsi="TH SarabunPSK" w:cs="TH SarabunPSK"/>
                 <w:sz w:val="32"/>
                 <w:szCs w:val="32"/>
               </w:rPr>
@@ -2826,7 +3151,7 @@
           <w:p>
             <w:pPr>
               <w:rPr>
-                <w:rFonts w:ascii="TH SarabunPSK" w:hAnsi="TH SarabunPSK" w:cs="TH SarabunPSK" w:hint="cs"/>
+                <w:rFonts w:ascii="TH SarabunPSK" w:hAnsi="TH SarabunPSK" w:cs="TH SarabunPSK"/>
                 <w:sz w:val="32"/>
                 <w:szCs w:val="32"/>
               </w:rPr>
@@ -2848,7 +3173,7 @@
           <w:p>
             <w:pPr>
               <w:rPr>
-                <w:rFonts w:ascii="TH SarabunPSK" w:hAnsi="TH SarabunPSK" w:cs="TH SarabunPSK" w:hint="cs"/>
+                <w:rFonts w:ascii="TH SarabunPSK" w:hAnsi="TH SarabunPSK" w:cs="TH SarabunPSK"/>
                 <w:sz w:val="32"/>
                 <w:szCs w:val="32"/>
               </w:rPr>
@@ -2870,7 +3195,7 @@
           <w:p>
             <w:pPr>
               <w:rPr>
-                <w:rFonts w:ascii="TH SarabunPSK" w:hAnsi="TH SarabunPSK" w:cs="TH SarabunPSK" w:hint="cs"/>
+                <w:rFonts w:ascii="TH SarabunPSK" w:hAnsi="TH SarabunPSK" w:cs="TH SarabunPSK"/>
                 <w:sz w:val="32"/>
                 <w:szCs w:val="32"/>
               </w:rPr>
@@ -2897,7 +3222,7 @@
           <w:p>
             <w:pPr>
               <w:rPr>
-                <w:rFonts w:ascii="TH SarabunPSK" w:hAnsi="TH SarabunPSK" w:cs="TH SarabunPSK" w:hint="cs"/>
+                <w:rFonts w:ascii="TH SarabunPSK" w:hAnsi="TH SarabunPSK" w:cs="TH SarabunPSK"/>
                 <w:sz w:val="32"/>
                 <w:szCs w:val="32"/>
               </w:rPr>
@@ -2919,7 +3244,7 @@
           <w:p>
             <w:pPr>
               <w:rPr>
-                <w:rFonts w:ascii="TH SarabunPSK" w:hAnsi="TH SarabunPSK" w:cs="TH SarabunPSK" w:hint="cs"/>
+                <w:rFonts w:ascii="TH SarabunPSK" w:hAnsi="TH SarabunPSK" w:cs="TH SarabunPSK"/>
                 <w:sz w:val="32"/>
                 <w:szCs w:val="32"/>
               </w:rPr>
@@ -2941,7 +3266,7 @@
           <w:p>
             <w:pPr>
               <w:rPr>
-                <w:rFonts w:ascii="TH SarabunPSK" w:hAnsi="TH SarabunPSK" w:cs="TH SarabunPSK" w:hint="cs"/>
+                <w:rFonts w:ascii="TH SarabunPSK" w:hAnsi="TH SarabunPSK" w:cs="TH SarabunPSK"/>
                 <w:sz w:val="32"/>
                 <w:szCs w:val="32"/>
               </w:rPr>
@@ -2963,7 +3288,7 @@
           <w:p>
             <w:pPr>
               <w:rPr>
-                <w:rFonts w:ascii="TH SarabunPSK" w:hAnsi="TH SarabunPSK" w:cs="TH SarabunPSK" w:hint="cs"/>
+                <w:rFonts w:ascii="TH SarabunPSK" w:hAnsi="TH SarabunPSK" w:cs="TH SarabunPSK"/>
                 <w:sz w:val="32"/>
                 <w:szCs w:val="32"/>
               </w:rPr>
@@ -2990,7 +3315,7 @@
           <w:p>
             <w:pPr>
               <w:rPr>
-                <w:rFonts w:ascii="TH SarabunPSK" w:hAnsi="TH SarabunPSK" w:cs="TH SarabunPSK" w:hint="cs"/>
+                <w:rFonts w:ascii="TH SarabunPSK" w:hAnsi="TH SarabunPSK" w:cs="TH SarabunPSK"/>
                 <w:sz w:val="32"/>
                 <w:szCs w:val="32"/>
               </w:rPr>
@@ -3012,7 +3337,7 @@
           <w:p>
             <w:pPr>
               <w:rPr>
-                <w:rFonts w:ascii="TH SarabunPSK" w:hAnsi="TH SarabunPSK" w:cs="TH SarabunPSK" w:hint="cs"/>
+                <w:rFonts w:ascii="TH SarabunPSK" w:hAnsi="TH SarabunPSK" w:cs="TH SarabunPSK"/>
                 <w:sz w:val="32"/>
                 <w:szCs w:val="32"/>
               </w:rPr>
@@ -3034,7 +3359,7 @@
           <w:p>
             <w:pPr>
               <w:rPr>
-                <w:rFonts w:ascii="TH SarabunPSK" w:hAnsi="TH SarabunPSK" w:cs="TH SarabunPSK" w:hint="cs"/>
+                <w:rFonts w:ascii="TH SarabunPSK" w:hAnsi="TH SarabunPSK" w:cs="TH SarabunPSK"/>
                 <w:sz w:val="32"/>
                 <w:szCs w:val="32"/>
               </w:rPr>
@@ -3056,7 +3381,7 @@
           <w:p>
             <w:pPr>
               <w:rPr>
-                <w:rFonts w:ascii="TH SarabunPSK" w:hAnsi="TH SarabunPSK" w:cs="TH SarabunPSK" w:hint="cs"/>
+                <w:rFonts w:ascii="TH SarabunPSK" w:hAnsi="TH SarabunPSK" w:cs="TH SarabunPSK"/>
                 <w:sz w:val="32"/>
                 <w:szCs w:val="32"/>
               </w:rPr>
@@ -3083,7 +3408,7 @@
           <w:p>
             <w:pPr>
               <w:rPr>
-                <w:rFonts w:ascii="TH SarabunPSK" w:hAnsi="TH SarabunPSK" w:cs="TH SarabunPSK" w:hint="cs"/>
+                <w:rFonts w:ascii="TH SarabunPSK" w:hAnsi="TH SarabunPSK" w:cs="TH SarabunPSK"/>
                 <w:sz w:val="32"/>
                 <w:szCs w:val="32"/>
               </w:rPr>
@@ -3105,7 +3430,7 @@
           <w:p>
             <w:pPr>
               <w:rPr>
-                <w:rFonts w:ascii="TH SarabunPSK" w:hAnsi="TH SarabunPSK" w:cs="TH SarabunPSK" w:hint="cs"/>
+                <w:rFonts w:ascii="TH SarabunPSK" w:hAnsi="TH SarabunPSK" w:cs="TH SarabunPSK"/>
                 <w:sz w:val="32"/>
                 <w:szCs w:val="32"/>
               </w:rPr>
@@ -3127,7 +3452,7 @@
           <w:p>
             <w:pPr>
               <w:rPr>
-                <w:rFonts w:ascii="TH SarabunPSK" w:hAnsi="TH SarabunPSK" w:cs="TH SarabunPSK" w:hint="cs"/>
+                <w:rFonts w:ascii="TH SarabunPSK" w:hAnsi="TH SarabunPSK" w:cs="TH SarabunPSK"/>
                 <w:sz w:val="32"/>
                 <w:szCs w:val="32"/>
               </w:rPr>
@@ -3149,7 +3474,7 @@
           <w:p>
             <w:pPr>
               <w:rPr>
-                <w:rFonts w:ascii="TH SarabunPSK" w:hAnsi="TH SarabunPSK" w:cs="TH SarabunPSK" w:hint="cs"/>
+                <w:rFonts w:ascii="TH SarabunPSK" w:hAnsi="TH SarabunPSK" w:cs="TH SarabunPSK"/>
                 <w:sz w:val="32"/>
                 <w:szCs w:val="32"/>
               </w:rPr>
@@ -3176,7 +3501,7 @@
           <w:p>
             <w:pPr>
               <w:rPr>
-                <w:rFonts w:ascii="TH SarabunPSK" w:hAnsi="TH SarabunPSK" w:cs="TH SarabunPSK" w:hint="cs"/>
+                <w:rFonts w:ascii="TH SarabunPSK" w:hAnsi="TH SarabunPSK" w:cs="TH SarabunPSK"/>
                 <w:sz w:val="32"/>
                 <w:szCs w:val="32"/>
               </w:rPr>
@@ -3198,7 +3523,7 @@
           <w:p>
             <w:pPr>
               <w:rPr>
-                <w:rFonts w:ascii="TH SarabunPSK" w:hAnsi="TH SarabunPSK" w:cs="TH SarabunPSK" w:hint="cs"/>
+                <w:rFonts w:ascii="TH SarabunPSK" w:hAnsi="TH SarabunPSK" w:cs="TH SarabunPSK"/>
                 <w:sz w:val="32"/>
                 <w:szCs w:val="32"/>
               </w:rPr>
@@ -3220,7 +3545,7 @@
           <w:p>
             <w:pPr>
               <w:rPr>
-                <w:rFonts w:ascii="TH SarabunPSK" w:hAnsi="TH SarabunPSK" w:cs="TH SarabunPSK" w:hint="cs"/>
+                <w:rFonts w:ascii="TH SarabunPSK" w:hAnsi="TH SarabunPSK" w:cs="TH SarabunPSK"/>
                 <w:sz w:val="32"/>
                 <w:szCs w:val="32"/>
               </w:rPr>
@@ -3231,16 +3556,7 @@
                 <w:sz w:val="32"/>
                 <w:szCs w:val="32"/>
               </w:rPr>
-              <w:t xml:space="preserve">BigQuery / Snowflake / </w:t>
-            </w:r>
-            <w:r>
-              <w:rPr>
-                <w:rFonts w:ascii="TH SarabunPSK" w:hAnsi="TH SarabunPSK" w:cs="TH SarabunPSK" w:hint="cs"/>
-                <w:sz w:val="32"/>
-                <w:szCs w:val="32"/>
-              </w:rPr>
-              <w:lastRenderedPageBreak/>
-              <w:t>Redshift</w:t>
+              <w:t>BigQuery / Snowflake / Redshift</w:t>
             </w:r>
           </w:p>
         </w:tc>
@@ -3251,7 +3567,7 @@
           <w:p>
             <w:pPr>
               <w:rPr>
-                <w:rFonts w:ascii="TH SarabunPSK" w:hAnsi="TH SarabunPSK" w:cs="TH SarabunPSK" w:hint="cs"/>
+                <w:rFonts w:ascii="TH SarabunPSK" w:hAnsi="TH SarabunPSK" w:cs="TH SarabunPSK"/>
                 <w:sz w:val="32"/>
                 <w:szCs w:val="32"/>
               </w:rPr>
@@ -3262,7 +3578,6 @@
                 <w:sz w:val="32"/>
                 <w:szCs w:val="32"/>
               </w:rPr>
-              <w:lastRenderedPageBreak/>
               <w:t>Aggregation, Join, OLAP</w:t>
             </w:r>
           </w:p>
@@ -3272,332 +3587,690 @@
     <w:p>
       <w:pPr>
         <w:pStyle w:val="Heading1"/>
-        <w:rPr>
-          <w:rFonts w:ascii="TH SarabunPSK" w:hAnsi="TH SarabunPSK" w:cs="TH SarabunPSK" w:hint="cs"/>
-          <w:sz w:val="32"/>
-          <w:szCs w:val="32"/>
-        </w:rPr>
-      </w:pPr>
-      <w:r>
-        <w:rPr>
-          <w:rFonts w:ascii="TH SarabunPSK" w:hAnsi="TH SarabunPSK" w:cs="TH SarabunPSK" w:hint="cs"/>
-          <w:sz w:val="32"/>
-          <w:szCs w:val="32"/>
-        </w:rPr>
-        <w:t>11. สิ่งที่ให้นิสิตส่ง</w:t>
-      </w:r>
+        <w:spacing w:line="240" w:lineRule="auto"/>
+        <w:rPr>
+          <w:rFonts w:ascii="TH SarabunPSK" w:hAnsi="TH SarabunPSK" w:cs="TH SarabunPSK"/>
+          <w:sz w:val="32"/>
+          <w:szCs w:val="32"/>
+        </w:rPr>
+      </w:pPr>
     </w:p>
     <w:p>
       <w:pPr>
-        <w:pStyle w:val="ListBullet"/>
-        <w:rPr>
-          <w:rFonts w:ascii="TH SarabunPSK" w:hAnsi="TH SarabunPSK" w:cs="TH SarabunPSK" w:hint="cs"/>
-          <w:sz w:val="32"/>
-          <w:szCs w:val="32"/>
-        </w:rPr>
-      </w:pPr>
-      <w:r>
-        <w:rPr>
-          <w:rFonts w:ascii="TH SarabunPSK" w:hAnsi="TH SarabunPSK" w:cs="TH SarabunPSK" w:hint="cs"/>
-          <w:sz w:val="32"/>
-          <w:szCs w:val="32"/>
-        </w:rPr>
-        <w:t>Screenshot ผลลัพธ์ Dataset ที่มีอย่างน้อย 100,000 rows</w:t>
+        <w:pStyle w:val="Heading1"/>
+        <w:spacing w:line="240" w:lineRule="auto"/>
+        <w:rPr>
+          <w:rFonts w:ascii="TH SarabunPSK" w:hAnsi="TH SarabunPSK" w:cs="TH SarabunPSK"/>
+          <w:sz w:val="32"/>
+          <w:szCs w:val="32"/>
+        </w:rPr>
+      </w:pPr>
+      <w:r>
+        <w:rPr>
+          <w:rFonts w:ascii="TH SarabunPSK" w:hAnsi="TH SarabunPSK" w:cs="TH SarabunPSK" w:hint="cs"/>
+          <w:sz w:val="32"/>
+          <w:szCs w:val="32"/>
+        </w:rPr>
+        <w:t>11. สิ่งที่ให้นิสิตส่ง</w:t>
       </w:r>
     </w:p>
     <w:p>
       <w:pPr>
         <w:pStyle w:val="ListBullet"/>
-        <w:rPr>
-          <w:rFonts w:ascii="TH SarabunPSK" w:hAnsi="TH SarabunPSK" w:cs="TH SarabunPSK" w:hint="cs"/>
-          <w:sz w:val="32"/>
-          <w:szCs w:val="32"/>
-        </w:rPr>
-      </w:pPr>
-      <w:r>
-        <w:rPr>
-          <w:rFonts w:ascii="TH SarabunPSK" w:hAnsi="TH SarabunPSK" w:cs="TH SarabunPSK" w:hint="cs"/>
-          <w:sz w:val="32"/>
-          <w:szCs w:val="32"/>
-        </w:rPr>
-        <w:t>Screenshot Query KPI ภาพรวม</w:t>
+        <w:spacing w:after="0" w:line="240" w:lineRule="auto"/>
+        <w:rPr>
+          <w:rFonts w:ascii="TH SarabunPSK" w:hAnsi="TH SarabunPSK" w:cs="TH SarabunPSK"/>
+          <w:sz w:val="32"/>
+          <w:szCs w:val="32"/>
+        </w:rPr>
+      </w:pPr>
+      <w:r>
+        <w:rPr>
+          <w:rFonts w:ascii="TH SarabunPSK" w:hAnsi="TH SarabunPSK" w:cs="TH SarabunPSK" w:hint="cs"/>
+          <w:sz w:val="32"/>
+          <w:szCs w:val="32"/>
+        </w:rPr>
+        <w:t>Screenshot ผลลัพธ์ Dataset ที่มีอย่างน้อย 100,000 rows</w:t>
       </w:r>
     </w:p>
     <w:p>
       <w:pPr>
         <w:pStyle w:val="ListBullet"/>
-        <w:rPr>
-          <w:rFonts w:ascii="TH SarabunPSK" w:hAnsi="TH SarabunPSK" w:cs="TH SarabunPSK" w:hint="cs"/>
-          <w:sz w:val="32"/>
-          <w:szCs w:val="32"/>
-        </w:rPr>
-      </w:pPr>
-      <w:r>
-        <w:rPr>
-          <w:rFonts w:ascii="TH SarabunPSK" w:hAnsi="TH SarabunPSK" w:cs="TH SarabunPSK" w:hint="cs"/>
-          <w:sz w:val="32"/>
-          <w:szCs w:val="32"/>
-        </w:rPr>
-        <w:t>SQL + Result ของ Challenge Q1–Q5</w:t>
+        <w:numPr>
+          <w:ilvl w:val="0"/>
+          <w:numId w:val="0"/>
+        </w:numPr>
+        <w:spacing w:after="0" w:line="240" w:lineRule="auto"/>
+        <w:jc w:val="center"/>
+        <w:rPr>
+          <w:rFonts w:ascii="TH SarabunPSK" w:hAnsi="TH SarabunPSK" w:cs="TH SarabunPSK"/>
+          <w:sz w:val="32"/>
+          <w:szCs w:val="32"/>
+        </w:rPr>
+      </w:pPr>
+      <w:r>
+        <w:rPr>
+          <w:rFonts w:ascii="TH SarabunPSK" w:hAnsi="TH SarabunPSK" w:cs="TH SarabunPSK"/>
+          <w:noProof/>
+          <w:sz w:val="32"/>
+          <w:szCs w:val="32"/>
+        </w:rPr>
+        <w:drawing>
+          <wp:inline distT="0" distB="0" distL="0" distR="0" wp14:anchorId="23EAA99C" wp14:editId="32D2F641">
+            <wp:extent cx="3977985" cy="1120237"/>
+            <wp:effectExtent l="0" t="0" r="3810" b="3810"/>
+            <wp:docPr id="1550787721" name="Picture 6"/>
+            <wp:cNvGraphicFramePr>
+              <a:graphicFrameLocks xmlns:a="http://schemas.openxmlformats.org/drawingml/2006/main" noChangeAspect="1"/>
+            </wp:cNvGraphicFramePr>
+            <a:graphic xmlns:a="http://schemas.openxmlformats.org/drawingml/2006/main">
+              <a:graphicData uri="http://schemas.openxmlformats.org/drawingml/2006/picture">
+                <pic:pic xmlns:pic="http://schemas.openxmlformats.org/drawingml/2006/picture">
+                  <pic:nvPicPr>
+                    <pic:cNvPr id="1550787721" name="Picture 1550787721"/>
+                    <pic:cNvPicPr/>
+                  </pic:nvPicPr>
+                  <pic:blipFill>
+                    <a:blip r:embed="rId14"/>
+                    <a:stretch>
+                      <a:fillRect/>
+                    </a:stretch>
+                  </pic:blipFill>
+                  <pic:spPr>
+                    <a:xfrm>
+                      <a:off x="0" y="0"/>
+                      <a:ext cx="3977985" cy="1120237"/>
+                    </a:xfrm>
+                    <a:prstGeom prst="rect">
+                      <a:avLst/>
+                    </a:prstGeom>
+                  </pic:spPr>
+                </pic:pic>
+              </a:graphicData>
+            </a:graphic>
+          </wp:inline>
+        </w:drawing>
       </w:r>
     </w:p>
     <w:p>
       <w:pPr>
         <w:pStyle w:val="ListBullet"/>
-        <w:rPr>
-          <w:rFonts w:ascii="TH SarabunPSK" w:hAnsi="TH SarabunPSK" w:cs="TH SarabunPSK" w:hint="cs"/>
-          <w:sz w:val="32"/>
-          <w:szCs w:val="32"/>
-        </w:rPr>
-      </w:pPr>
-      <w:r>
-        <w:rPr>
-          <w:rFonts w:ascii="TH SarabunPSK" w:hAnsi="TH SarabunPSK" w:cs="TH SarabunPSK" w:hint="cs"/>
-          <w:sz w:val="32"/>
-          <w:szCs w:val="32"/>
-        </w:rPr>
-        <w:t>สรุป 3–5 บรรทัดว่า DuckDB เหมาะกับงาน Data Warehouse/Analytics อย่างไร</w:t>
+        <w:spacing w:after="0" w:line="240" w:lineRule="auto"/>
+        <w:rPr>
+          <w:rFonts w:ascii="TH SarabunPSK" w:hAnsi="TH SarabunPSK" w:cs="TH SarabunPSK"/>
+          <w:sz w:val="32"/>
+          <w:szCs w:val="32"/>
+        </w:rPr>
+      </w:pPr>
+      <w:r>
+        <w:rPr>
+          <w:rFonts w:ascii="TH SarabunPSK" w:hAnsi="TH SarabunPSK" w:cs="TH SarabunPSK" w:hint="cs"/>
+          <w:sz w:val="32"/>
+          <w:szCs w:val="32"/>
+        </w:rPr>
+        <w:t>Screenshot Query KPI ภาพรวม</w:t>
       </w:r>
     </w:p>
     <w:p>
       <w:pPr>
-        <w:pStyle w:val="Heading1"/>
-        <w:rPr>
-          <w:rFonts w:ascii="TH SarabunPSK" w:hAnsi="TH SarabunPSK" w:cs="TH SarabunPSK" w:hint="cs"/>
-          <w:sz w:val="32"/>
-          <w:szCs w:val="32"/>
-        </w:rPr>
-      </w:pPr>
-      <w:r>
-        <w:rPr>
-          <w:rFonts w:ascii="TH SarabunPSK" w:hAnsi="TH SarabunPSK" w:cs="TH SarabunPSK" w:hint="cs"/>
-          <w:sz w:val="32"/>
-          <w:szCs w:val="32"/>
-        </w:rPr>
-        <w:t>12. Instructor Notes / เฉลยเชิงแนวคิด</w:t>
+        <w:pStyle w:val="ListBullet"/>
+        <w:numPr>
+          <w:ilvl w:val="0"/>
+          <w:numId w:val="0"/>
+        </w:numPr>
+        <w:spacing w:after="0" w:line="240" w:lineRule="auto"/>
+        <w:jc w:val="center"/>
+        <w:rPr>
+          <w:rFonts w:ascii="TH SarabunPSK" w:hAnsi="TH SarabunPSK" w:cs="TH SarabunPSK"/>
+          <w:sz w:val="32"/>
+          <w:szCs w:val="32"/>
+        </w:rPr>
+      </w:pPr>
+      <w:r>
+        <w:rPr>
+          <w:rFonts w:ascii="TH SarabunPSK" w:hAnsi="TH SarabunPSK" w:cs="TH SarabunPSK"/>
+          <w:noProof/>
+          <w:sz w:val="32"/>
+          <w:szCs w:val="32"/>
+        </w:rPr>
+        <w:drawing>
+          <wp:inline distT="0" distB="0" distL="0" distR="0" wp14:anchorId="4FC1016E" wp14:editId="4E4F3635">
+            <wp:extent cx="4648603" cy="1806097"/>
+            <wp:effectExtent l="0" t="0" r="0" b="3810"/>
+            <wp:docPr id="1899408169" name="Picture 7"/>
+            <wp:cNvGraphicFramePr>
+              <a:graphicFrameLocks xmlns:a="http://schemas.openxmlformats.org/drawingml/2006/main" noChangeAspect="1"/>
+            </wp:cNvGraphicFramePr>
+            <a:graphic xmlns:a="http://schemas.openxmlformats.org/drawingml/2006/main">
+              <a:graphicData uri="http://schemas.openxmlformats.org/drawingml/2006/picture">
+                <pic:pic xmlns:pic="http://schemas.openxmlformats.org/drawingml/2006/picture">
+                  <pic:nvPicPr>
+                    <pic:cNvPr id="1899408169" name="Picture 1899408169"/>
+                    <pic:cNvPicPr/>
+                  </pic:nvPicPr>
+                  <pic:blipFill>
+                    <a:blip r:embed="rId15"/>
+                    <a:stretch>
+                      <a:fillRect/>
+                    </a:stretch>
+                  </pic:blipFill>
+                  <pic:spPr>
+                    <a:xfrm>
+                      <a:off x="0" y="0"/>
+                      <a:ext cx="4648603" cy="1806097"/>
+                    </a:xfrm>
+                    <a:prstGeom prst="rect">
+                      <a:avLst/>
+                    </a:prstGeom>
+                  </pic:spPr>
+                </pic:pic>
+              </a:graphicData>
+            </a:graphic>
+          </wp:inline>
+        </w:drawing>
       </w:r>
     </w:p>
     <w:p>
       <w:pPr>
         <w:pStyle w:val="ListBullet"/>
-        <w:rPr>
-          <w:rFonts w:ascii="TH SarabunPSK" w:hAnsi="TH SarabunPSK" w:cs="TH SarabunPSK" w:hint="cs"/>
-          <w:sz w:val="32"/>
-          <w:szCs w:val="32"/>
-        </w:rPr>
-      </w:pPr>
-      <w:r>
-        <w:rPr>
-          <w:rFonts w:ascii="TH SarabunPSK" w:hAnsi="TH SarabunPSK" w:cs="TH SarabunPSK" w:hint="cs"/>
-          <w:sz w:val="32"/>
-          <w:szCs w:val="32"/>
-        </w:rPr>
-        <w:t>Q1: GROUP BY DATE_</w:t>
-      </w:r>
-      <w:proofErr w:type="gramStart"/>
-      <w:r>
-        <w:rPr>
-          <w:rFonts w:ascii="TH SarabunPSK" w:hAnsi="TH SarabunPSK" w:cs="TH SarabunPSK" w:hint="cs"/>
-          <w:sz w:val="32"/>
-          <w:szCs w:val="32"/>
-        </w:rPr>
-        <w:t>TRUNC(</w:t>
-      </w:r>
-      <w:proofErr w:type="gramEnd"/>
-      <w:r>
-        <w:rPr>
-          <w:rFonts w:ascii="TH SarabunPSK" w:hAnsi="TH SarabunPSK" w:cs="TH SarabunPSK" w:hint="cs"/>
-          <w:sz w:val="32"/>
-          <w:szCs w:val="32"/>
-        </w:rPr>
-        <w:t>'month', order_date) แล้ว ORDER BY SUM(amount) DESC LIMIT 1</w:t>
+        <w:spacing w:after="0" w:line="240" w:lineRule="auto"/>
+        <w:rPr>
+          <w:rFonts w:ascii="TH SarabunPSK" w:hAnsi="TH SarabunPSK" w:cs="TH SarabunPSK"/>
+          <w:sz w:val="32"/>
+          <w:szCs w:val="32"/>
+        </w:rPr>
+      </w:pPr>
+      <w:r>
+        <w:rPr>
+          <w:rFonts w:ascii="TH SarabunPSK" w:hAnsi="TH SarabunPSK" w:cs="TH SarabunPSK" w:hint="cs"/>
+          <w:sz w:val="32"/>
+          <w:szCs w:val="32"/>
+        </w:rPr>
+        <w:t>SQL + Result ของ Challenge Q1–Q5</w:t>
       </w:r>
     </w:p>
     <w:p>
       <w:pPr>
         <w:pStyle w:val="ListBullet"/>
-        <w:rPr>
-          <w:rFonts w:ascii="TH SarabunPSK" w:hAnsi="TH SarabunPSK" w:cs="TH SarabunPSK" w:hint="cs"/>
-          <w:sz w:val="32"/>
-          <w:szCs w:val="32"/>
-        </w:rPr>
-      </w:pPr>
-      <w:r>
-        <w:rPr>
-          <w:rFonts w:ascii="TH SarabunPSK" w:hAnsi="TH SarabunPSK" w:cs="TH SarabunPSK" w:hint="cs"/>
-          <w:sz w:val="32"/>
-          <w:szCs w:val="32"/>
-        </w:rPr>
-        <w:t>Q2: JOIN customers แล้ว GROUP BY region</w:t>
+        <w:spacing w:after="0" w:line="240" w:lineRule="auto"/>
+        <w:rPr>
+          <w:rFonts w:ascii="TH SarabunPSK" w:hAnsi="TH SarabunPSK" w:cs="TH SarabunPSK"/>
+          <w:sz w:val="32"/>
+          <w:szCs w:val="32"/>
+        </w:rPr>
+      </w:pPr>
+      <w:r>
+        <w:rPr>
+          <w:rFonts w:ascii="TH SarabunPSK" w:hAnsi="TH SarabunPSK" w:cs="TH SarabunPSK" w:hint="cs"/>
+          <w:sz w:val="32"/>
+          <w:szCs w:val="32"/>
+        </w:rPr>
+        <w:t>สรุป 3–5 บรรทัดว่า DuckDB เหมาะกับงาน Data Warehouse/Analytics อย่างไร</w:t>
       </w:r>
     </w:p>
     <w:p>
       <w:pPr>
         <w:pStyle w:val="ListBullet"/>
-        <w:rPr>
-          <w:rFonts w:ascii="TH SarabunPSK" w:hAnsi="TH SarabunPSK" w:cs="TH SarabunPSK" w:hint="cs"/>
-          <w:sz w:val="32"/>
-          <w:szCs w:val="32"/>
-        </w:rPr>
-      </w:pPr>
-      <w:r>
-        <w:rPr>
-          <w:rFonts w:ascii="TH SarabunPSK" w:hAnsi="TH SarabunPSK" w:cs="TH SarabunPSK" w:hint="cs"/>
-          <w:sz w:val="32"/>
-          <w:szCs w:val="32"/>
-        </w:rPr>
-        <w:t xml:space="preserve">Q3: JOIN customers แล้ว GROUP BY segment และใช้ </w:t>
-      </w:r>
-      <w:proofErr w:type="gramStart"/>
-      <w:r>
-        <w:rPr>
-          <w:rFonts w:ascii="TH SarabunPSK" w:hAnsi="TH SarabunPSK" w:cs="TH SarabunPSK" w:hint="cs"/>
-          <w:sz w:val="32"/>
-          <w:szCs w:val="32"/>
-        </w:rPr>
-        <w:t>AVG(</w:t>
-      </w:r>
-      <w:proofErr w:type="gramEnd"/>
-      <w:r>
-        <w:rPr>
-          <w:rFonts w:ascii="TH SarabunPSK" w:hAnsi="TH SarabunPSK" w:cs="TH SarabunPSK" w:hint="cs"/>
-          <w:sz w:val="32"/>
-          <w:szCs w:val="32"/>
-        </w:rPr>
-        <w:t>amount)</w:t>
+        <w:numPr>
+          <w:ilvl w:val="0"/>
+          <w:numId w:val="0"/>
+        </w:numPr>
+        <w:spacing w:after="0" w:line="240" w:lineRule="auto"/>
+        <w:rPr>
+          <w:rFonts w:ascii="TH SarabunPSK" w:hAnsi="TH SarabunPSK" w:cs="TH SarabunPSK"/>
+          <w:sz w:val="32"/>
+          <w:szCs w:val="32"/>
+          <w:lang w:bidi="th-TH"/>
+        </w:rPr>
+      </w:pPr>
+      <w:r>
+        <w:rPr>
+          <w:rFonts w:ascii="TH SarabunPSK" w:hAnsi="TH SarabunPSK" w:cs="TH SarabunPSK" w:hint="cs"/>
+          <w:sz w:val="32"/>
+          <w:szCs w:val="32"/>
+          <w:cs/>
+          <w:lang w:bidi="th-TH"/>
+        </w:rPr>
+        <w:t xml:space="preserve">ตอบ </w:t>
+      </w:r>
+      <w:r>
+        <w:rPr>
+          <w:rFonts w:ascii="TH SarabunPSK" w:hAnsi="TH SarabunPSK" w:cs="TH SarabunPSK"/>
+          <w:sz w:val="32"/>
+          <w:szCs w:val="32"/>
+          <w:cs/>
+          <w:lang w:bidi="th-TH"/>
+        </w:rPr>
+        <w:t xml:space="preserve">เพราะ </w:t>
+      </w:r>
+      <w:r>
+        <w:rPr>
+          <w:rFonts w:ascii="TH SarabunPSK" w:hAnsi="TH SarabunPSK" w:cs="TH SarabunPSK"/>
+          <w:sz w:val="32"/>
+          <w:szCs w:val="32"/>
+          <w:lang w:bidi="th-TH"/>
+        </w:rPr>
+        <w:t xml:space="preserve">DuckDB </w:t>
+      </w:r>
+      <w:r>
+        <w:rPr>
+          <w:rFonts w:ascii="TH SarabunPSK" w:hAnsi="TH SarabunPSK" w:cs="TH SarabunPSK"/>
+          <w:sz w:val="32"/>
+          <w:szCs w:val="32"/>
+          <w:cs/>
+          <w:lang w:bidi="th-TH"/>
+        </w:rPr>
+        <w:t xml:space="preserve">มีสถาปัตยกรรมแบบ </w:t>
+      </w:r>
+      <w:r>
+        <w:rPr>
+          <w:rFonts w:ascii="TH SarabunPSK" w:hAnsi="TH SarabunPSK" w:cs="TH SarabunPSK"/>
+          <w:sz w:val="32"/>
+          <w:szCs w:val="32"/>
+          <w:lang w:bidi="th-TH"/>
+        </w:rPr>
+        <w:t xml:space="preserve">Columnar Storage </w:t>
+      </w:r>
+      <w:r>
+        <w:rPr>
+          <w:rFonts w:ascii="TH SarabunPSK" w:hAnsi="TH SarabunPSK" w:cs="TH SarabunPSK"/>
+          <w:sz w:val="32"/>
+          <w:szCs w:val="32"/>
+          <w:cs/>
+          <w:lang w:bidi="th-TH"/>
+        </w:rPr>
+        <w:t xml:space="preserve">และ </w:t>
+      </w:r>
+      <w:r>
+        <w:rPr>
+          <w:rFonts w:ascii="TH SarabunPSK" w:hAnsi="TH SarabunPSK" w:cs="TH SarabunPSK"/>
+          <w:sz w:val="32"/>
+          <w:szCs w:val="32"/>
+          <w:lang w:bidi="th-TH"/>
+        </w:rPr>
+        <w:t xml:space="preserve">Vectorized Execution </w:t>
+      </w:r>
+      <w:r>
+        <w:rPr>
+          <w:rFonts w:ascii="TH SarabunPSK" w:hAnsi="TH SarabunPSK" w:cs="TH SarabunPSK"/>
+          <w:sz w:val="32"/>
+          <w:szCs w:val="32"/>
+          <w:cs/>
+          <w:lang w:bidi="th-TH"/>
+        </w:rPr>
+        <w:t xml:space="preserve">ที่อ่านและประมวลผลเฉพาะคอลัมน์ที่จำเป็น ทำให้คำนวณ </w:t>
+      </w:r>
+      <w:r>
+        <w:rPr>
+          <w:rFonts w:ascii="TH SarabunPSK" w:hAnsi="TH SarabunPSK" w:cs="TH SarabunPSK"/>
+          <w:sz w:val="32"/>
+          <w:szCs w:val="32"/>
+          <w:lang w:bidi="th-TH"/>
+        </w:rPr>
+        <w:t xml:space="preserve">Aggregation </w:t>
+      </w:r>
+      <w:r>
+        <w:rPr>
+          <w:rFonts w:ascii="TH SarabunPSK" w:hAnsi="TH SarabunPSK" w:cs="TH SarabunPSK"/>
+          <w:sz w:val="32"/>
+          <w:szCs w:val="32"/>
+          <w:cs/>
+          <w:lang w:bidi="th-TH"/>
+        </w:rPr>
+        <w:t xml:space="preserve">และ </w:t>
+      </w:r>
+      <w:r>
+        <w:rPr>
+          <w:rFonts w:ascii="TH SarabunPSK" w:hAnsi="TH SarabunPSK" w:cs="TH SarabunPSK"/>
+          <w:sz w:val="32"/>
+          <w:szCs w:val="32"/>
+          <w:lang w:bidi="th-TH"/>
+        </w:rPr>
+        <w:t xml:space="preserve">Join </w:t>
+      </w:r>
+      <w:r>
+        <w:rPr>
+          <w:rFonts w:ascii="TH SarabunPSK" w:hAnsi="TH SarabunPSK" w:cs="TH SarabunPSK"/>
+          <w:sz w:val="32"/>
+          <w:szCs w:val="32"/>
+          <w:cs/>
+          <w:lang w:bidi="th-TH"/>
+        </w:rPr>
+        <w:t xml:space="preserve">ข้อมูลปริมาณมากได้อย่างรวดเร็ว นอกจากนี้ยังเป็น </w:t>
+      </w:r>
+      <w:r>
+        <w:rPr>
+          <w:rFonts w:ascii="TH SarabunPSK" w:hAnsi="TH SarabunPSK" w:cs="TH SarabunPSK"/>
+          <w:sz w:val="32"/>
+          <w:szCs w:val="32"/>
+          <w:lang w:bidi="th-TH"/>
+        </w:rPr>
+        <w:t xml:space="preserve">In-Process Database </w:t>
+      </w:r>
+      <w:r>
+        <w:rPr>
+          <w:rFonts w:ascii="TH SarabunPSK" w:hAnsi="TH SarabunPSK" w:cs="TH SarabunPSK"/>
+          <w:sz w:val="32"/>
+          <w:szCs w:val="32"/>
+          <w:cs/>
+          <w:lang w:bidi="th-TH"/>
+        </w:rPr>
+        <w:t xml:space="preserve">ที่ใช้งานได้ทันทีโดยไม่ต้องติดตั้ง </w:t>
+      </w:r>
+      <w:r>
+        <w:rPr>
+          <w:rFonts w:ascii="TH SarabunPSK" w:hAnsi="TH SarabunPSK" w:cs="TH SarabunPSK"/>
+          <w:sz w:val="32"/>
+          <w:szCs w:val="32"/>
+          <w:lang w:bidi="th-TH"/>
+        </w:rPr>
+        <w:t xml:space="preserve">Server </w:t>
+      </w:r>
+      <w:r>
+        <w:rPr>
+          <w:rFonts w:ascii="TH SarabunPSK" w:hAnsi="TH SarabunPSK" w:cs="TH SarabunPSK"/>
+          <w:sz w:val="32"/>
+          <w:szCs w:val="32"/>
+          <w:cs/>
+          <w:lang w:bidi="th-TH"/>
+        </w:rPr>
+        <w:t xml:space="preserve">รองรับ </w:t>
+      </w:r>
+      <w:r>
+        <w:rPr>
+          <w:rFonts w:ascii="TH SarabunPSK" w:hAnsi="TH SarabunPSK" w:cs="TH SarabunPSK"/>
+          <w:sz w:val="32"/>
+          <w:szCs w:val="32"/>
+          <w:lang w:bidi="th-TH"/>
+        </w:rPr>
+        <w:t xml:space="preserve">SQL </w:t>
+      </w:r>
+      <w:r>
+        <w:rPr>
+          <w:rFonts w:ascii="TH SarabunPSK" w:hAnsi="TH SarabunPSK" w:cs="TH SarabunPSK"/>
+          <w:sz w:val="32"/>
+          <w:szCs w:val="32"/>
+          <w:cs/>
+          <w:lang w:bidi="th-TH"/>
+        </w:rPr>
+        <w:t xml:space="preserve">วิเคราะห์ข้อมูลขั้นสูงเต็มรูปแบบ เหมาะสำหรับการทำ </w:t>
+      </w:r>
+      <w:r>
+        <w:rPr>
+          <w:rFonts w:ascii="TH SarabunPSK" w:hAnsi="TH SarabunPSK" w:cs="TH SarabunPSK"/>
+          <w:sz w:val="32"/>
+          <w:szCs w:val="32"/>
+          <w:lang w:bidi="th-TH"/>
+        </w:rPr>
+        <w:t xml:space="preserve">Local Analytics, Data Exploration </w:t>
+      </w:r>
+      <w:r>
+        <w:rPr>
+          <w:rFonts w:ascii="TH SarabunPSK" w:hAnsi="TH SarabunPSK" w:cs="TH SarabunPSK"/>
+          <w:sz w:val="32"/>
+          <w:szCs w:val="32"/>
+          <w:cs/>
+          <w:lang w:bidi="th-TH"/>
+        </w:rPr>
+        <w:t xml:space="preserve">และต่อยอดไปยัง </w:t>
+      </w:r>
+      <w:r>
+        <w:rPr>
+          <w:rFonts w:ascii="TH SarabunPSK" w:hAnsi="TH SarabunPSK" w:cs="TH SarabunPSK"/>
+          <w:sz w:val="32"/>
+          <w:szCs w:val="32"/>
+          <w:lang w:bidi="th-TH"/>
+        </w:rPr>
+        <w:t xml:space="preserve">Cloud Data Warehouse </w:t>
+      </w:r>
+      <w:r>
+        <w:rPr>
+          <w:rFonts w:ascii="TH SarabunPSK" w:hAnsi="TH SarabunPSK" w:cs="TH SarabunPSK"/>
+          <w:sz w:val="32"/>
+          <w:szCs w:val="32"/>
+          <w:cs/>
+          <w:lang w:bidi="th-TH"/>
+        </w:rPr>
+        <w:t xml:space="preserve">เช่น </w:t>
+      </w:r>
+      <w:r>
+        <w:rPr>
+          <w:rFonts w:ascii="TH SarabunPSK" w:hAnsi="TH SarabunPSK" w:cs="TH SarabunPSK"/>
+          <w:sz w:val="32"/>
+          <w:szCs w:val="32"/>
+          <w:lang w:bidi="th-TH"/>
+        </w:rPr>
+        <w:t xml:space="preserve">BigQuery </w:t>
+      </w:r>
+      <w:r>
+        <w:rPr>
+          <w:rFonts w:ascii="TH SarabunPSK" w:hAnsi="TH SarabunPSK" w:cs="TH SarabunPSK"/>
+          <w:sz w:val="32"/>
+          <w:szCs w:val="32"/>
+          <w:cs/>
+          <w:lang w:bidi="th-TH"/>
+        </w:rPr>
+        <w:t xml:space="preserve">หรือ </w:t>
+      </w:r>
+      <w:r>
+        <w:rPr>
+          <w:rFonts w:ascii="TH SarabunPSK" w:hAnsi="TH SarabunPSK" w:cs="TH SarabunPSK"/>
+          <w:sz w:val="32"/>
+          <w:szCs w:val="32"/>
+          <w:lang w:bidi="th-TH"/>
+        </w:rPr>
+        <w:t xml:space="preserve">Snowflake </w:t>
+      </w:r>
+      <w:r>
+        <w:rPr>
+          <w:rFonts w:ascii="TH SarabunPSK" w:hAnsi="TH SarabunPSK" w:cs="TH SarabunPSK"/>
+          <w:sz w:val="32"/>
+          <w:szCs w:val="32"/>
+          <w:cs/>
+          <w:lang w:bidi="th-TH"/>
+        </w:rPr>
+        <w:t>ได้อย่างมีประสิทธิภาพ</w:t>
       </w:r>
     </w:p>
     <w:p>
       <w:pPr>
         <w:pStyle w:val="ListBullet"/>
-        <w:rPr>
-          <w:rFonts w:ascii="TH SarabunPSK" w:hAnsi="TH SarabunPSK" w:cs="TH SarabunPSK" w:hint="cs"/>
-          <w:sz w:val="32"/>
-          <w:szCs w:val="32"/>
-        </w:rPr>
-      </w:pPr>
-      <w:r>
-        <w:rPr>
-          <w:rFonts w:ascii="TH SarabunPSK" w:hAnsi="TH SarabunPSK" w:cs="TH SarabunPSK" w:hint="cs"/>
-          <w:sz w:val="32"/>
-          <w:szCs w:val="32"/>
-        </w:rPr>
-        <w:t xml:space="preserve">Q4: JOIN customers, GROUP BY customer_id/customer_name/region/segment แล้ว ORDER BY </w:t>
-      </w:r>
-      <w:proofErr w:type="gramStart"/>
-      <w:r>
-        <w:rPr>
-          <w:rFonts w:ascii="TH SarabunPSK" w:hAnsi="TH SarabunPSK" w:cs="TH SarabunPSK" w:hint="cs"/>
-          <w:sz w:val="32"/>
-          <w:szCs w:val="32"/>
-        </w:rPr>
-        <w:t>SUM(</w:t>
-      </w:r>
-      <w:proofErr w:type="gramEnd"/>
-      <w:r>
-        <w:rPr>
-          <w:rFonts w:ascii="TH SarabunPSK" w:hAnsi="TH SarabunPSK" w:cs="TH SarabunPSK" w:hint="cs"/>
-          <w:sz w:val="32"/>
-          <w:szCs w:val="32"/>
-        </w:rPr>
-        <w:t>amount) DESC LIMIT 10</w:t>
-      </w:r>
+        <w:numPr>
+          <w:ilvl w:val="0"/>
+          <w:numId w:val="0"/>
+        </w:numPr>
+        <w:spacing w:after="0" w:line="240" w:lineRule="auto"/>
+        <w:rPr>
+          <w:rFonts w:ascii="TH SarabunPSK" w:hAnsi="TH SarabunPSK" w:cs="TH SarabunPSK"/>
+          <w:sz w:val="32"/>
+          <w:szCs w:val="32"/>
+          <w:lang w:bidi="th-TH"/>
+        </w:rPr>
+      </w:pPr>
     </w:p>
     <w:p>
       <w:pPr>
         <w:pStyle w:val="ListBullet"/>
-        <w:rPr>
-          <w:rFonts w:ascii="TH SarabunPSK" w:hAnsi="TH SarabunPSK" w:cs="TH SarabunPSK" w:hint="cs"/>
-          <w:sz w:val="32"/>
-          <w:szCs w:val="32"/>
-        </w:rPr>
-      </w:pPr>
-      <w:r>
-        <w:rPr>
-          <w:rFonts w:ascii="TH SarabunPSK" w:hAnsi="TH SarabunPSK" w:cs="TH SarabunPSK" w:hint="cs"/>
-          <w:sz w:val="32"/>
-          <w:szCs w:val="32"/>
-        </w:rPr>
-        <w:t xml:space="preserve">Q5: Aggregate region + category ก่อน แล้วใช้ </w:t>
-      </w:r>
-      <w:proofErr w:type="gramStart"/>
-      <w:r>
-        <w:rPr>
-          <w:rFonts w:ascii="TH SarabunPSK" w:hAnsi="TH SarabunPSK" w:cs="TH SarabunPSK" w:hint="cs"/>
-          <w:sz w:val="32"/>
-          <w:szCs w:val="32"/>
-        </w:rPr>
-        <w:t>RANK(</w:t>
-      </w:r>
-      <w:proofErr w:type="gramEnd"/>
-      <w:r>
-        <w:rPr>
-          <w:rFonts w:ascii="TH SarabunPSK" w:hAnsi="TH SarabunPSK" w:cs="TH SarabunPSK" w:hint="cs"/>
-          <w:sz w:val="32"/>
-          <w:szCs w:val="32"/>
-        </w:rPr>
-        <w:t>) หรือ ROW_NUMBER() PARTITION BY region</w:t>
+        <w:numPr>
+          <w:ilvl w:val="0"/>
+          <w:numId w:val="0"/>
+        </w:numPr>
+        <w:spacing w:after="0" w:line="240" w:lineRule="auto"/>
+        <w:rPr>
+          <w:rFonts w:ascii="TH SarabunPSK" w:hAnsi="TH SarabunPSK" w:cs="TH SarabunPSK"/>
+          <w:sz w:val="32"/>
+          <w:szCs w:val="32"/>
+          <w:lang w:bidi="th-TH"/>
+        </w:rPr>
+      </w:pPr>
+      <w:r>
+        <w:rPr>
+          <w:rFonts w:ascii="TH SarabunPSK" w:hAnsi="TH SarabunPSK" w:cs="TH SarabunPSK" w:hint="cs"/>
+          <w:sz w:val="32"/>
+          <w:szCs w:val="32"/>
+        </w:rPr>
+        <w:t>12. Instructor Notes / เฉลยเชิงแนวคิด</w:t>
       </w:r>
     </w:p>
     <w:p>
       <w:pPr>
         <w:pStyle w:val="ListBullet"/>
-        <w:rPr>
-          <w:rFonts w:ascii="TH SarabunPSK" w:hAnsi="TH SarabunPSK" w:cs="TH SarabunPSK" w:hint="cs"/>
-          <w:sz w:val="32"/>
-          <w:szCs w:val="32"/>
-        </w:rPr>
-      </w:pPr>
-      <w:r>
-        <w:rPr>
-          <w:rFonts w:ascii="TH SarabunPSK" w:hAnsi="TH SarabunPSK" w:cs="TH SarabunPSK" w:hint="cs"/>
-          <w:sz w:val="32"/>
-          <w:szCs w:val="32"/>
-        </w:rPr>
-        <w:t>Q6: เน้นให้สังเกตว่า analytical SQL บนข้อมูลหลักล้านแถวยังสามารถตอบโจทย์เชิง interactive ได้บนเครื่องทั่วไป แต่ประสิทธิภาพขึ้นกับอุปกรณ์และ browser</w:t>
+        <w:spacing w:after="0" w:line="240" w:lineRule="auto"/>
+        <w:rPr>
+          <w:rFonts w:ascii="TH SarabunPSK" w:hAnsi="TH SarabunPSK" w:cs="TH SarabunPSK"/>
+          <w:sz w:val="32"/>
+          <w:szCs w:val="32"/>
+        </w:rPr>
+      </w:pPr>
+      <w:r>
+        <w:rPr>
+          <w:rFonts w:ascii="TH SarabunPSK" w:hAnsi="TH SarabunPSK" w:cs="TH SarabunPSK" w:hint="cs"/>
+          <w:sz w:val="32"/>
+          <w:szCs w:val="32"/>
+        </w:rPr>
+        <w:t>Q1: GROUP BY DATE_TRUNC('month', order_date) แล้ว ORDER BY SUM(amount) DESC LIMIT 1</w:t>
       </w:r>
     </w:p>
     <w:p>
       <w:pPr>
-        <w:pStyle w:val="Heading1"/>
-        <w:rPr>
-          <w:rFonts w:ascii="TH SarabunPSK" w:hAnsi="TH SarabunPSK" w:cs="TH SarabunPSK" w:hint="cs"/>
-          <w:sz w:val="32"/>
-          <w:szCs w:val="32"/>
-        </w:rPr>
-      </w:pPr>
-      <w:r>
-        <w:rPr>
-          <w:rFonts w:ascii="TH SarabunPSK" w:hAnsi="TH SarabunPSK" w:cs="TH SarabunPSK" w:hint="cs"/>
-          <w:sz w:val="32"/>
-          <w:szCs w:val="32"/>
-        </w:rPr>
-        <w:t>13. Optional: Export Result เป็น CSV</w:t>
+        <w:pStyle w:val="ListBullet"/>
+        <w:spacing w:after="0" w:line="240" w:lineRule="auto"/>
+        <w:rPr>
+          <w:rFonts w:ascii="TH SarabunPSK" w:hAnsi="TH SarabunPSK" w:cs="TH SarabunPSK"/>
+          <w:sz w:val="32"/>
+          <w:szCs w:val="32"/>
+        </w:rPr>
+      </w:pPr>
+      <w:r>
+        <w:rPr>
+          <w:rFonts w:ascii="TH SarabunPSK" w:hAnsi="TH SarabunPSK" w:cs="TH SarabunPSK" w:hint="cs"/>
+          <w:sz w:val="32"/>
+          <w:szCs w:val="32"/>
+        </w:rPr>
+        <w:t>Q2: JOIN customers แล้ว GROUP BY region</w:t>
       </w:r>
     </w:p>
     <w:p>
       <w:pPr>
-        <w:rPr>
-          <w:rFonts w:ascii="TH SarabunPSK" w:hAnsi="TH SarabunPSK" w:cs="TH SarabunPSK" w:hint="cs"/>
-          <w:sz w:val="32"/>
-          <w:szCs w:val="32"/>
-        </w:rPr>
-      </w:pPr>
-      <w:r>
-        <w:rPr>
-          <w:rFonts w:ascii="TH SarabunPSK" w:hAnsi="TH SarabunPSK" w:cs="TH SarabunPSK" w:hint="cs"/>
-          <w:sz w:val="32"/>
-          <w:szCs w:val="32"/>
-        </w:rPr>
-        <w:t>ใน DuckDB Desktop/CLI สามารถ COPY ผล Query ออกเป็นไฟล์ CSV ได้ ส่วน Web Shell อาจมีข้อจำกัดตาม Browser และ session ดังนั้นในห้องเรียนให้เน้นการ Query และ Screenshot เป็นหลัก</w:t>
+        <w:pStyle w:val="ListBullet"/>
+        <w:spacing w:after="0" w:line="240" w:lineRule="auto"/>
+        <w:rPr>
+          <w:rFonts w:ascii="TH SarabunPSK" w:hAnsi="TH SarabunPSK" w:cs="TH SarabunPSK"/>
+          <w:sz w:val="32"/>
+          <w:szCs w:val="32"/>
+        </w:rPr>
+      </w:pPr>
+      <w:r>
+        <w:rPr>
+          <w:rFonts w:ascii="TH SarabunPSK" w:hAnsi="TH SarabunPSK" w:cs="TH SarabunPSK" w:hint="cs"/>
+          <w:sz w:val="32"/>
+          <w:szCs w:val="32"/>
+        </w:rPr>
+        <w:t>Q3: JOIN customers แล้ว GROUP BY segment และใช้ AVG(amount)</w:t>
       </w:r>
     </w:p>
     <w:p>
       <w:pPr>
+        <w:pStyle w:val="ListBullet"/>
+        <w:spacing w:after="0" w:line="240" w:lineRule="auto"/>
+        <w:rPr>
+          <w:rFonts w:ascii="TH SarabunPSK" w:hAnsi="TH SarabunPSK" w:cs="TH SarabunPSK"/>
+          <w:sz w:val="32"/>
+          <w:szCs w:val="32"/>
+        </w:rPr>
+      </w:pPr>
+      <w:r>
+        <w:rPr>
+          <w:rFonts w:ascii="TH SarabunPSK" w:hAnsi="TH SarabunPSK" w:cs="TH SarabunPSK" w:hint="cs"/>
+          <w:sz w:val="32"/>
+          <w:szCs w:val="32"/>
+        </w:rPr>
+        <w:t>Q4: JOIN customers, GROUP BY customer_id/customer_name/region/segment แล้ว ORDER BY SUM(amount) DESC LIMIT 10</w:t>
+      </w:r>
+    </w:p>
+    <w:p>
+      <w:pPr>
+        <w:pStyle w:val="ListBullet"/>
+        <w:spacing w:after="0" w:line="240" w:lineRule="auto"/>
+        <w:rPr>
+          <w:rFonts w:ascii="TH SarabunPSK" w:hAnsi="TH SarabunPSK" w:cs="TH SarabunPSK"/>
+          <w:sz w:val="32"/>
+          <w:szCs w:val="32"/>
+        </w:rPr>
+      </w:pPr>
+      <w:r>
+        <w:rPr>
+          <w:rFonts w:ascii="TH SarabunPSK" w:hAnsi="TH SarabunPSK" w:cs="TH SarabunPSK" w:hint="cs"/>
+          <w:sz w:val="32"/>
+          <w:szCs w:val="32"/>
+        </w:rPr>
+        <w:t>Q5: Aggregate region + category ก่อน แล้วใช้ RANK() หรือ ROW_NUMBER() PARTITION BY region</w:t>
+      </w:r>
+    </w:p>
+    <w:p>
+      <w:pPr>
+        <w:pStyle w:val="ListBullet"/>
+        <w:spacing w:after="0" w:line="240" w:lineRule="auto"/>
+        <w:rPr>
+          <w:rFonts w:ascii="TH SarabunPSK" w:hAnsi="TH SarabunPSK" w:cs="TH SarabunPSK"/>
+          <w:sz w:val="32"/>
+          <w:szCs w:val="32"/>
+        </w:rPr>
+      </w:pPr>
+      <w:r>
+        <w:rPr>
+          <w:rFonts w:ascii="TH SarabunPSK" w:hAnsi="TH SarabunPSK" w:cs="TH SarabunPSK" w:hint="cs"/>
+          <w:sz w:val="32"/>
+          <w:szCs w:val="32"/>
+        </w:rPr>
+        <w:lastRenderedPageBreak/>
+        <w:t>Q6: เน้นให้สังเกตว่า analytical SQL บนข้อมูลหลักล้านแถวยังสามารถตอบโจทย์เชิง interactive ได้บนเครื่องทั่วไป แต่ประสิทธิภาพขึ้นกับอุปกรณ์และ browser</w:t>
+      </w:r>
+    </w:p>
+    <w:p>
+      <w:pPr>
+        <w:pStyle w:val="Heading1"/>
+        <w:spacing w:line="240" w:lineRule="auto"/>
+        <w:rPr>
+          <w:rFonts w:ascii="TH SarabunPSK" w:hAnsi="TH SarabunPSK" w:cs="TH SarabunPSK"/>
+          <w:sz w:val="32"/>
+          <w:szCs w:val="32"/>
+        </w:rPr>
+      </w:pPr>
+      <w:r>
+        <w:rPr>
+          <w:rFonts w:ascii="TH SarabunPSK" w:hAnsi="TH SarabunPSK" w:cs="TH SarabunPSK" w:hint="cs"/>
+          <w:sz w:val="32"/>
+          <w:szCs w:val="32"/>
+        </w:rPr>
+        <w:t>13. Optional: Export Result เป็น CSV</w:t>
+      </w:r>
+    </w:p>
+    <w:p>
+      <w:pPr>
+        <w:spacing w:after="0" w:line="240" w:lineRule="auto"/>
+        <w:rPr>
+          <w:rFonts w:ascii="TH SarabunPSK" w:hAnsi="TH SarabunPSK" w:cs="TH SarabunPSK"/>
+          <w:sz w:val="32"/>
+          <w:szCs w:val="32"/>
+        </w:rPr>
+      </w:pPr>
+      <w:r>
+        <w:rPr>
+          <w:rFonts w:ascii="TH SarabunPSK" w:hAnsi="TH SarabunPSK" w:cs="TH SarabunPSK" w:hint="cs"/>
+          <w:sz w:val="32"/>
+          <w:szCs w:val="32"/>
+        </w:rPr>
+        <w:t>ใน DuckDB Desktop/CLI สามารถ COPY ผล Query ออกเป็นไฟล์ CSV ได้ ส่วน Web Shell อาจมีข้อจำกัดตาม Browser และ session ดังนั้นในห้องเรียนให้เน้นการ Query และ Screenshot เป็นหลัก</w:t>
+      </w:r>
+    </w:p>
+    <w:p>
+      <w:pPr>
         <w:pStyle w:val="CodeBlock"/>
         <w:shd w:val="clear" w:color="auto" w:fill="F5F7FA"/>
-        <w:rPr>
-          <w:rFonts w:ascii="TH SarabunPSK" w:hAnsi="TH SarabunPSK" w:cs="TH SarabunPSK" w:hint="cs"/>
+        <w:spacing w:after="0" w:line="240" w:lineRule="auto"/>
+        <w:rPr>
+          <w:rFonts w:ascii="TH SarabunPSK" w:hAnsi="TH SarabunPSK" w:cs="TH SarabunPSK"/>
           <w:sz w:val="32"/>
           <w:szCs w:val="32"/>
         </w:rPr>
@@ -3617,25 +4290,7 @@
           <w:szCs w:val="32"/>
         </w:rPr>
         <w:br/>
-        <w:t xml:space="preserve">    SELECT </w:t>
-      </w:r>
-      <w:proofErr w:type="gramStart"/>
-      <w:r>
-        <w:rPr>
-          <w:rFonts w:ascii="TH SarabunPSK" w:hAnsi="TH SarabunPSK" w:cs="TH SarabunPSK" w:hint="cs"/>
-          <w:sz w:val="32"/>
-          <w:szCs w:val="32"/>
-        </w:rPr>
-        <w:t>p.category</w:t>
-      </w:r>
-      <w:proofErr w:type="gramEnd"/>
-      <w:r>
-        <w:rPr>
-          <w:rFonts w:ascii="TH SarabunPSK" w:hAnsi="TH SarabunPSK" w:cs="TH SarabunPSK" w:hint="cs"/>
-          <w:sz w:val="32"/>
-          <w:szCs w:val="32"/>
-        </w:rPr>
-        <w:t>, SUM(s.amount) AS revenue</w:t>
+        <w:t xml:space="preserve">    SELECT p.category, SUM(s.amount) AS revenue</w:t>
       </w:r>
       <w:r>
         <w:rPr>
@@ -3675,7 +4330,7 @@
       </w:r>
     </w:p>
     <w:sectPr>
-      <w:footerReference w:type="default" r:id="rId8"/>
+      <w:footerReference w:type="default" r:id="rId16"/>
       <w:pgSz w:w="12240" w:h="15840"/>
       <w:pgMar w:top="864" w:right="1008" w:bottom="864" w:left="1008" w:header="720" w:footer="720" w:gutter="0"/>
       <w:cols w:space="720"/>
@@ -4563,7 +5218,6 @@
   <w:style w:type="character" w:default="1" w:styleId="DefaultParagraphFont">
     <w:name w:val="Default Paragraph Font"/>
     <w:uiPriority w:val="1"/>
-    <w:semiHidden/>
     <w:unhideWhenUsed/>
   </w:style>
   <w:style w:type="table" w:default="1" w:styleId="TableNormal">
